--- a/resources/apra-modello-italiano.docx
+++ b/resources/apra-modello-italiano.docx
@@ -419,8 +419,8 @@
         <w:pStyle w:val="Titolo1"/>
       </w:pPr>
       <w:bookmarkStart w:id="5" w:name="_Hlk56591203"/>
-      <w:bookmarkStart w:id="6" w:name="_Hlk56591198"/>
-      <w:bookmarkStart w:id="7" w:name="_Toc56591756"/>
+      <w:bookmarkStart w:id="6" w:name="_Toc56591756"/>
+      <w:bookmarkStart w:id="7" w:name="_Hlk56591198"/>
       <w:r>
         <w:lastRenderedPageBreak/>
         <w:t>Introdu</w:t>
@@ -439,9 +439,9 @@
       <w:r>
         <w:t>e</w:t>
       </w:r>
-      <w:bookmarkEnd w:id="7"/>
-    </w:p>
-    <w:bookmarkEnd w:id="6"/>
+      <w:bookmarkEnd w:id="6"/>
+    </w:p>
+    <w:bookmarkEnd w:id="7"/>
     <w:p>
       <w:pPr>
         <w:pStyle w:val="Corpotesto"/>
@@ -483,7 +483,43 @@
         <w:pStyle w:val="Corpotesto"/>
       </w:pPr>
       <w:r>
-        <w:t>The first thing you should observe, if you edit the document, is that there is little need to do any manual formatting. All you need to do, in order to ensure that your headings and body text are properly formatted, is to ensure to apply the style called “Heading 1” to your top-level headings, and “Body Text” to your ordinary text paragraphs. If you need to enter a block quote (recommended for quotations that exceed three lines of text), use the “Quote” style:</w:t>
+        <w:t xml:space="preserve">La prima cosa da osservare, se si modifica il documento, è che non c'è bisogno di fare alcuna formattazione manuale. Basta solo assicurarsi che le intestazioni e il testo del corpo siano correttamente formattati, e applicare lo stile chiamato </w:t>
+      </w:r>
+      <w:r>
+        <w:t>«</w:t>
+      </w:r>
+      <w:r>
+        <w:t>Titolo 1</w:t>
+      </w:r>
+      <w:r>
+        <w:t>»</w:t>
+      </w:r>
+      <w:r>
+        <w:t xml:space="preserve"> alle intestazioni di primo livello, e </w:t>
+      </w:r>
+      <w:r>
+        <w:t>«</w:t>
+      </w:r>
+      <w:r>
+        <w:t>Corpo testo</w:t>
+      </w:r>
+      <w:r>
+        <w:t>»</w:t>
+      </w:r>
+      <w:r>
+        <w:t xml:space="preserve"> ai paragrafi di testo ordinario. Se è necessario inserire una citazione in blocco (consigliato per le citazioni che superano le tre righe di testo), utilizzate lo stile </w:t>
+      </w:r>
+      <w:r>
+        <w:t>«</w:t>
+      </w:r>
+      <w:r>
+        <w:t>Citazione</w:t>
+      </w:r>
+      <w:r>
+        <w:t>»</w:t>
+      </w:r>
+      <w:r>
+        <w:t>:</w:t>
       </w:r>
     </w:p>
     <w:p>
@@ -491,19 +527,7 @@
         <w:pStyle w:val="Citazione"/>
       </w:pPr>
       <w:r>
-        <w:t xml:space="preserve">This is an example of a block quote. I will extend the text for a while so that it fills up at least three lines of text. Please observe that block quotes are always indented with a </w:t>
-      </w:r>
-      <w:r>
-        <w:t>1</w:t>
-      </w:r>
-      <w:r>
-        <w:t xml:space="preserve">0-millimeter left indent, but no indent on </w:t>
-      </w:r>
-      <w:r>
-        <w:t>the</w:t>
-      </w:r>
-      <w:r>
-        <w:t xml:space="preserve"> right, and that the lines are single-spaced.</w:t>
+        <w:t>Questo è un esempio di citazione in blocco. Estenderò il testo un po', in modo che riempia almeno tre righe di testo. Si prega di osservare che le citazioni in blocco sono sempre rientrate con un trattino a sinistra di 10 millimetri, ma nessun trattino a destra, e che le linee sono a spaziatura singola</w:t>
       </w:r>
       <w:r>
         <w:rPr>
@@ -511,13 +535,34 @@
         </w:rPr>
         <w:footnoteReference w:id="3"/>
       </w:r>
-    </w:p>
-    <w:p>
-      <w:pPr>
-        <w:pStyle w:val="BodyTextNoIndent"/>
-      </w:pPr>
-      <w:r>
-        <w:t>If you would like to make a block quote with multiple paragraphs, use “Intense Quote” instead:</w:t>
+      <w:r>
+        <w:t>.</w:t>
+      </w:r>
+    </w:p>
+    <w:p>
+      <w:pPr>
+        <w:pStyle w:val="Corpotestosenzarientro"/>
+      </w:pPr>
+      <w:r>
+        <w:t xml:space="preserve">Se si vuole fare una citazione in blocco con più paragrafi, utilizzare invece </w:t>
+      </w:r>
+      <w:r>
+        <w:t>«</w:t>
+      </w:r>
+      <w:r>
+        <w:t xml:space="preserve">Citazione </w:t>
+      </w:r>
+      <w:r>
+        <w:t>i</w:t>
+      </w:r>
+      <w:r>
+        <w:t>ntensa</w:t>
+      </w:r>
+      <w:r>
+        <w:t>»</w:t>
+      </w:r>
+      <w:r>
+        <w:t>:</w:t>
       </w:r>
     </w:p>
     <w:p>
@@ -525,7 +570,15 @@
         <w:pStyle w:val="Citazioneintensa"/>
       </w:pPr>
       <w:r>
-        <w:t>This is a block quote with more than one paragraph. Note that the formatting matches the regular block quote in all respect, save that the paragraphs are indented.</w:t>
+        <w:t xml:space="preserve">Questa è una citazione in blocco con più di un paragrafo. Si noti che la formattazione corrisponde alla normale citazione in blocco a tutti gli effetti, salvo che i paragrafi sono </w:t>
+      </w:r>
+      <w:bookmarkStart w:id="10" w:name="_Hlk56694713"/>
+      <w:r>
+        <w:t>dentellati</w:t>
+      </w:r>
+      <w:bookmarkEnd w:id="10"/>
+      <w:r>
+        <w:t>.</w:t>
       </w:r>
     </w:p>
     <w:p>
@@ -534,138 +587,207 @@
       </w:pPr>
       <w:r>
         <w:lastRenderedPageBreak/>
-        <w:t>In subsequent paragraphs, the same formatting is used, and the paragraphs are distinguished by the indentation.</w:t>
-      </w:r>
-    </w:p>
-    <w:p>
-      <w:pPr>
-        <w:pStyle w:val="BodyTextNoIndent"/>
-      </w:pPr>
-      <w:r>
-        <w:t>By default, the block-quote styles will be followed by text that is not indented on the left; it even has its own style, called “Body Text No Indent.” If you intend to write a new paragraph, however, don’t forget to apply “Body Text” manually. Remember, you never need to modify the indenting manually; use the styles instead</w:t>
+        <w:t>Nei paragrafi successivi si utilizza la stessa formattazione e i paragrafi si distinguono per la dentellatura.</w:t>
+      </w:r>
+    </w:p>
+    <w:p>
+      <w:pPr>
+        <w:pStyle w:val="Corpotestosenzarientro"/>
+      </w:pPr>
+      <w:bookmarkStart w:id="11" w:name="_Hlk56694911"/>
+      <w:r>
+        <w:t xml:space="preserve">Per impostazione predefinita, gli stili delle citazioni a blocchi saranno seguiti da un testo non rientrato; ha persino un proprio stile, chiamato </w:t>
+      </w:r>
+      <w:r>
+        <w:t>«</w:t>
+      </w:r>
+      <w:r>
+        <w:t>Corpo</w:t>
+      </w:r>
+      <w:r>
+        <w:t xml:space="preserve"> </w:t>
+      </w:r>
+      <w:r>
+        <w:t>t</w:t>
+      </w:r>
+      <w:r>
+        <w:t>e</w:t>
+      </w:r>
+      <w:r>
+        <w:t>sto senza rientro</w:t>
+      </w:r>
+      <w:r>
+        <w:t>»</w:t>
+      </w:r>
+      <w:r>
+        <w:t xml:space="preserve">. Se si intende scrivere un nuovo paragrafo, tuttavia, non dimenticare di applicare manualmente </w:t>
+      </w:r>
+      <w:r>
+        <w:t>«C</w:t>
+      </w:r>
+      <w:r>
+        <w:t>orpo</w:t>
+      </w:r>
+      <w:r>
+        <w:t xml:space="preserve"> testo»</w:t>
+      </w:r>
+      <w:r>
+        <w:t>. Si ricordi che non è mai necessario modificare manualmente il rientro; utilizzare invece gli stili</w:t>
       </w:r>
       <w:r>
         <w:t>.</w:t>
       </w:r>
+      <w:bookmarkEnd w:id="11"/>
     </w:p>
     <w:p>
       <w:pPr>
         <w:pStyle w:val="Corpotesto"/>
       </w:pPr>
       <w:r>
-        <w:t xml:space="preserve">Note that you should also never use the “Enter” key to generate vertical space. The styles take care of </w:t>
-      </w:r>
-      <w:r>
-        <w:t>vertical space</w:t>
-      </w:r>
-      <w:r>
-        <w:t xml:space="preserve"> automatically</w:t>
-      </w:r>
-      <w:r>
-        <w:t>. The block quotes are already at the correct distance, and the headings are already separated from the body text.</w:t>
+        <w:t xml:space="preserve">Si noti che non si dovrebbe mai usare il tasto </w:t>
+      </w:r>
+      <w:r>
+        <w:t>«</w:t>
+      </w:r>
+      <w:r>
+        <w:t>Invio</w:t>
+      </w:r>
+      <w:r>
+        <w:t>»</w:t>
+      </w:r>
+      <w:r>
+        <w:t xml:space="preserve"> per generare spazio verticale. Gli stili si occupano automaticamente dello spazio verticale. Le virgolette di blocco sono già alla distanza corretta e le intestazioni sono già separate dal testo del corpo.</w:t>
       </w:r>
     </w:p>
     <w:p>
       <w:pPr>
         <w:pStyle w:val="Titolo1"/>
       </w:pPr>
-      <w:bookmarkStart w:id="10" w:name="_Toc56486966"/>
-      <w:bookmarkStart w:id="11" w:name="_Toc56487770"/>
-      <w:bookmarkStart w:id="12" w:name="_Toc56487838"/>
-      <w:bookmarkStart w:id="13" w:name="_Toc56488068"/>
-      <w:bookmarkStart w:id="14" w:name="_Toc56591758"/>
+      <w:bookmarkStart w:id="12" w:name="_Toc56486966"/>
+      <w:bookmarkStart w:id="13" w:name="_Toc56487770"/>
+      <w:bookmarkStart w:id="14" w:name="_Toc56487838"/>
+      <w:bookmarkStart w:id="15" w:name="_Toc56488068"/>
+      <w:bookmarkStart w:id="16" w:name="_Toc56591758"/>
       <w:r>
         <w:t>Titoli</w:t>
       </w:r>
       <w:r>
         <w:t xml:space="preserve"> </w:t>
       </w:r>
-      <w:bookmarkEnd w:id="10"/>
-      <w:bookmarkEnd w:id="11"/>
       <w:bookmarkEnd w:id="12"/>
       <w:bookmarkEnd w:id="13"/>
+      <w:bookmarkEnd w:id="14"/>
+      <w:bookmarkEnd w:id="15"/>
       <w:r>
         <w:t>e sott</w:t>
       </w:r>
       <w:r>
         <w:t>otitoli</w:t>
       </w:r>
-      <w:bookmarkEnd w:id="14"/>
+      <w:bookmarkEnd w:id="16"/>
     </w:p>
     <w:p>
       <w:pPr>
         <w:pStyle w:val="Corpotesto"/>
       </w:pPr>
       <w:r>
-        <w:t xml:space="preserve">If you use the </w:t>
-      </w:r>
-      <w:bookmarkStart w:id="15" w:name="_Hlk56591445"/>
-      <w:r>
-        <w:t xml:space="preserve">headings </w:t>
-      </w:r>
-      <w:bookmarkEnd w:id="15"/>
-      <w:r>
-        <w:t>and styles properly, you never have to worry about making a table of contents</w:t>
-      </w:r>
-      <w:r>
-        <w:t>, or even of numbering your headings.</w:t>
-      </w:r>
-      <w:r>
-        <w:t xml:space="preserve"> Word can generate that automatically.</w:t>
+        <w:t>Se si utilizzano correttamente le intestazioni e gli stili, non ci si deve mai preoccupare di creare un indice o addirittura di numerare le intestazioni. Word può generarlo automaticamente.</w:t>
       </w:r>
       <w:r>
         <w:t xml:space="preserve"> </w:t>
       </w:r>
-      <w:bookmarkStart w:id="16" w:name="_Hlk56486299"/>
-    </w:p>
-    <w:bookmarkEnd w:id="16"/>
+      <w:bookmarkStart w:id="17" w:name="_Hlk56486299"/>
+    </w:p>
+    <w:bookmarkEnd w:id="17"/>
     <w:p>
       <w:pPr>
         <w:pStyle w:val="Corpotesto"/>
       </w:pPr>
       <w:r>
-        <w:t>The “Heading 1” style is</w:t>
-      </w:r>
-      <w:r>
-        <w:t xml:space="preserve"> used for the highest-level divisions in your paper.</w:t>
-      </w:r>
-      <w:r>
-        <w:t xml:space="preserve"> </w:t>
-      </w:r>
-      <w:r>
-        <w:t xml:space="preserve">If you like, you can modify the numbering scheme by </w:t>
-      </w:r>
-      <w:r>
-        <w:t>modifying the “Heading 1” style and changing choosing “Numbering” under “Format.”</w:t>
-      </w:r>
-      <w:r>
-        <w:t xml:space="preserve"> I strongly suggest saving your work first, because it can be tricky to get right.</w:t>
+        <w:t xml:space="preserve">Lo stile </w:t>
+      </w:r>
+      <w:bookmarkStart w:id="18" w:name="_Hlk56695482"/>
+      <w:r>
+        <w:t xml:space="preserve">«Titolo </w:t>
+      </w:r>
+      <w:r>
+        <w:t>1</w:t>
+      </w:r>
+      <w:r>
+        <w:t>»</w:t>
+      </w:r>
+      <w:bookmarkEnd w:id="18"/>
+      <w:r>
+        <w:t xml:space="preserve"> è utilizzato per le divisioni di più alto livello del vostro giornale. Se lo si desidera, è possibile modificare lo schema di numerazione modificando lo stile </w:t>
+      </w:r>
+      <w:r>
+        <w:t xml:space="preserve">«Titolo </w:t>
+      </w:r>
+      <w:r>
+        <w:t>1</w:t>
+      </w:r>
+      <w:r>
+        <w:t>»</w:t>
+      </w:r>
+      <w:r>
+        <w:t xml:space="preserve"> e cambiando scegliendo </w:t>
+      </w:r>
+      <w:r>
+        <w:t>«</w:t>
+      </w:r>
+      <w:r>
+        <w:t>Numerazione</w:t>
+      </w:r>
+      <w:r>
+        <w:t>»</w:t>
+      </w:r>
+      <w:r>
+        <w:t xml:space="preserve"> sotto </w:t>
+      </w:r>
+      <w:r>
+        <w:t>«</w:t>
+      </w:r>
+      <w:r>
+        <w:t>Formato</w:t>
+      </w:r>
+      <w:r>
+        <w:t>»</w:t>
+      </w:r>
+      <w:r>
+        <w:t>. Consiglio vivamente di salvare prima il proprio lavoro, perché può essere difficile fare le cose per bene.</w:t>
       </w:r>
     </w:p>
     <w:p>
       <w:pPr>
         <w:pStyle w:val="Titolo2"/>
       </w:pPr>
-      <w:bookmarkStart w:id="17" w:name="_Toc56591759"/>
+      <w:bookmarkStart w:id="19" w:name="_Toc56591759"/>
       <w:r>
         <w:t>Un sottotitolo</w:t>
       </w:r>
-      <w:bookmarkEnd w:id="17"/>
+      <w:bookmarkEnd w:id="19"/>
     </w:p>
     <w:p>
       <w:pPr>
         <w:pStyle w:val="Corpotesto"/>
       </w:pPr>
       <w:r>
-        <w:t xml:space="preserve">If you would like to divide it more finely, </w:t>
-      </w:r>
-      <w:proofErr w:type="gramStart"/>
-      <w:r>
-        <w:t>use the</w:t>
-      </w:r>
-      <w:proofErr w:type="gramEnd"/>
-      <w:r>
-        <w:t xml:space="preserve"> “Heading 2” style</w:t>
+        <w:t xml:space="preserve">Se si desidera dividere il </w:t>
+      </w:r>
+      <w:r>
+        <w:t>lavoro</w:t>
+      </w:r>
+      <w:r>
+        <w:t xml:space="preserve"> più finemente, utilizzare lo stile </w:t>
+      </w:r>
+      <w:r>
+        <w:t>«Titolo</w:t>
+      </w:r>
+      <w:r>
+        <w:t xml:space="preserve"> 2</w:t>
+      </w:r>
+      <w:r>
+        <w:t>»</w:t>
       </w:r>
       <w:r>
         <w:t>.</w:t>
@@ -675,148 +797,178 @@
       <w:pPr>
         <w:pStyle w:val="Titolo2"/>
       </w:pPr>
-      <w:bookmarkStart w:id="18" w:name="_Hlk56486152"/>
-      <w:bookmarkStart w:id="19" w:name="_Toc56486968"/>
-      <w:bookmarkStart w:id="20" w:name="_Toc56487772"/>
-      <w:bookmarkStart w:id="21" w:name="_Toc56487840"/>
-      <w:bookmarkStart w:id="22" w:name="_Toc56488070"/>
-      <w:bookmarkStart w:id="23" w:name="_Toc56591760"/>
-      <w:r>
+      <w:bookmarkStart w:id="20" w:name="_Hlk56486152"/>
+      <w:bookmarkStart w:id="21" w:name="_Toc56486968"/>
+      <w:bookmarkStart w:id="22" w:name="_Toc56487772"/>
+      <w:bookmarkStart w:id="23" w:name="_Toc56487840"/>
+      <w:bookmarkStart w:id="24" w:name="_Toc56488070"/>
+      <w:bookmarkStart w:id="25" w:name="_Toc56591760"/>
+      <w:r>
+        <w:lastRenderedPageBreak/>
         <w:t>Un altro sottotitolo</w:t>
       </w:r>
-      <w:bookmarkEnd w:id="18"/>
-      <w:bookmarkEnd w:id="19"/>
       <w:bookmarkEnd w:id="20"/>
       <w:bookmarkEnd w:id="21"/>
       <w:bookmarkEnd w:id="22"/>
       <w:bookmarkEnd w:id="23"/>
-    </w:p>
-    <w:p>
-      <w:pPr>
-        <w:pStyle w:val="Corpotesto"/>
-      </w:pPr>
-      <w:r>
-        <w:t>Ordinarily, you should not subdivide a section unless you plan to have two or more subdivisions.</w:t>
-      </w:r>
-    </w:p>
-    <w:p>
-      <w:pPr>
-        <w:pStyle w:val="Titolo3"/>
-      </w:pPr>
-      <w:bookmarkStart w:id="24" w:name="_Toc56486969"/>
-      <w:bookmarkStart w:id="25" w:name="_Toc56487773"/>
-      <w:bookmarkStart w:id="26" w:name="_Toc56487841"/>
-      <w:bookmarkStart w:id="27" w:name="_Toc56488071"/>
-      <w:bookmarkStart w:id="28" w:name="_Hlk56591564"/>
-      <w:bookmarkStart w:id="29" w:name="_Toc56591761"/>
-      <w:r>
-        <w:lastRenderedPageBreak/>
-        <w:t>Un sotto-sottotitolo</w:t>
-      </w:r>
-      <w:bookmarkEnd w:id="28"/>
       <w:bookmarkEnd w:id="24"/>
       <w:bookmarkEnd w:id="25"/>
+    </w:p>
+    <w:p>
+      <w:pPr>
+        <w:pStyle w:val="Corpotesto"/>
+      </w:pPr>
+      <w:r>
+        <w:t>Di norma, non si dovrebbe suddividere una sezione a meno che non si preveda di avere due o più suddivisioni.</w:t>
+      </w:r>
+    </w:p>
+    <w:p>
+      <w:pPr>
+        <w:pStyle w:val="Titolo3"/>
+      </w:pPr>
+      <w:bookmarkStart w:id="26" w:name="_Hlk56591564"/>
+      <w:bookmarkStart w:id="27" w:name="_Toc56486969"/>
+      <w:bookmarkStart w:id="28" w:name="_Toc56487773"/>
+      <w:bookmarkStart w:id="29" w:name="_Toc56487841"/>
+      <w:bookmarkStart w:id="30" w:name="_Toc56488071"/>
+      <w:bookmarkStart w:id="31" w:name="_Toc56591761"/>
+      <w:r>
+        <w:t>Un sotto-sottotitolo</w:t>
+      </w:r>
       <w:bookmarkEnd w:id="26"/>
       <w:bookmarkEnd w:id="27"/>
+      <w:bookmarkEnd w:id="28"/>
       <w:bookmarkEnd w:id="29"/>
-    </w:p>
-    <w:p>
-      <w:pPr>
-        <w:pStyle w:val="Corpotesto"/>
-      </w:pPr>
-      <w:r>
-        <w:t xml:space="preserve">For an even finer </w:t>
-      </w:r>
-      <w:r>
-        <w:t>division, you may use “Heading 3.”</w:t>
-      </w:r>
-    </w:p>
-    <w:p>
-      <w:pPr>
-        <w:pStyle w:val="Titolo3"/>
-      </w:pPr>
-      <w:bookmarkStart w:id="30" w:name="_Toc56486970"/>
-      <w:bookmarkStart w:id="31" w:name="_Toc56487774"/>
-      <w:bookmarkStart w:id="32" w:name="_Toc56487842"/>
-      <w:bookmarkStart w:id="33" w:name="_Toc56488072"/>
-      <w:bookmarkStart w:id="34" w:name="_Toc56591762"/>
-      <w:r>
-        <w:t>Un</w:t>
-      </w:r>
-      <w:r>
-        <w:t xml:space="preserve"> altro</w:t>
-      </w:r>
-      <w:r>
-        <w:t xml:space="preserve"> sotto-sottotitolo</w:t>
-      </w:r>
       <w:bookmarkEnd w:id="30"/>
       <w:bookmarkEnd w:id="31"/>
+    </w:p>
+    <w:p>
+      <w:pPr>
+        <w:pStyle w:val="Corpotesto"/>
+      </w:pPr>
+      <w:r>
+        <w:t xml:space="preserve">Per una divisione ancora più fine, si può utilizzare la </w:t>
+      </w:r>
+      <w:r>
+        <w:t>«Titolo</w:t>
+      </w:r>
+      <w:r>
+        <w:t xml:space="preserve"> 3</w:t>
+      </w:r>
+      <w:r>
+        <w:t>»</w:t>
+      </w:r>
+      <w:r>
+        <w:t>.</w:t>
+      </w:r>
+    </w:p>
+    <w:p>
+      <w:pPr>
+        <w:pStyle w:val="Titolo3"/>
+      </w:pPr>
+      <w:bookmarkStart w:id="32" w:name="_Toc56486970"/>
+      <w:bookmarkStart w:id="33" w:name="_Toc56487774"/>
+      <w:bookmarkStart w:id="34" w:name="_Toc56487842"/>
+      <w:bookmarkStart w:id="35" w:name="_Toc56488072"/>
+      <w:bookmarkStart w:id="36" w:name="_Toc56591762"/>
+      <w:r>
+        <w:t>Un altro sotto-sottotitolo</w:t>
+      </w:r>
       <w:bookmarkEnd w:id="32"/>
       <w:bookmarkEnd w:id="33"/>
       <w:bookmarkEnd w:id="34"/>
+      <w:bookmarkEnd w:id="35"/>
+      <w:bookmarkEnd w:id="36"/>
     </w:p>
     <w:p>
       <w:pPr>
         <w:pStyle w:val="Corpotesto"/>
       </w:pPr>
       <w:r>
-        <w:t xml:space="preserve">And, of </w:t>
-      </w:r>
-      <w:proofErr w:type="spellStart"/>
-      <w:r>
-        <w:t>course</w:t>
-      </w:r>
-      <w:proofErr w:type="spellEnd"/>
-      <w:r>
-        <w:t xml:space="preserve">, </w:t>
-      </w:r>
-      <w:proofErr w:type="spellStart"/>
-      <w:r>
-        <w:t>there</w:t>
-      </w:r>
-      <w:proofErr w:type="spellEnd"/>
-      <w:r>
-        <w:t xml:space="preserve"> should be another sub-section to go along with the first.</w:t>
+        <w:t xml:space="preserve">E, naturalmente, ci dovrebbe essere </w:t>
+      </w:r>
+      <w:r>
+        <w:t>un’altra sottosezione</w:t>
+      </w:r>
+      <w:r>
+        <w:t xml:space="preserve"> da affiancare alla prima.</w:t>
       </w:r>
     </w:p>
     <w:p>
       <w:pPr>
         <w:pStyle w:val="Titolo1"/>
       </w:pPr>
-      <w:bookmarkStart w:id="35" w:name="_Toc56486971"/>
-      <w:bookmarkStart w:id="36" w:name="_Toc56487775"/>
-      <w:bookmarkStart w:id="37" w:name="_Toc56487843"/>
-      <w:bookmarkStart w:id="38" w:name="_Toc56488073"/>
-      <w:bookmarkStart w:id="39" w:name="_Toc56591763"/>
+      <w:bookmarkStart w:id="37" w:name="_Toc56591763"/>
+      <w:bookmarkStart w:id="38" w:name="_Toc56486971"/>
+      <w:bookmarkStart w:id="39" w:name="_Toc56487775"/>
+      <w:bookmarkStart w:id="40" w:name="_Toc56487843"/>
+      <w:bookmarkStart w:id="41" w:name="_Toc56488073"/>
       <w:r>
         <w:t>Sommario</w:t>
       </w:r>
-      <w:bookmarkEnd w:id="39"/>
+      <w:bookmarkEnd w:id="37"/>
     </w:p>
     <w:p>
       <w:pPr>
         <w:pStyle w:val="Corpotesto"/>
       </w:pPr>
-      <w:bookmarkStart w:id="40" w:name="_Hlk56591600"/>
-      <w:r>
-        <w:t xml:space="preserve">The table of contents </w:t>
-      </w:r>
-      <w:bookmarkEnd w:id="40"/>
-      <w:r>
-        <w:t>is automatically generated. For works produced in the English language, it is customary to place the table at the beginning of the work. However, if your professor requests that it be placed at the end, you may simply copy and paste it.</w:t>
-      </w:r>
-      <w:r>
-        <w:t xml:space="preserve"> Front and backmatter items, such as the table of contents, should be separated from the rest of the document by a </w:t>
-      </w:r>
-      <w:r>
-        <w:t>“section break” that creates a new page.</w:t>
+      <w:r>
+        <w:t>Il sommario</w:t>
+      </w:r>
+      <w:r>
+        <w:t xml:space="preserve"> o l’indice</w:t>
+      </w:r>
+      <w:r>
+        <w:t xml:space="preserve"> viene generato automaticamente. Per le opere prodotte in lingua </w:t>
+      </w:r>
+      <w:r>
+        <w:t>italiana</w:t>
+      </w:r>
+      <w:r>
+        <w:t xml:space="preserve">, è consuetudine collocare l'indice </w:t>
+      </w:r>
+      <w:r>
+        <w:t>alla fine</w:t>
+      </w:r>
+      <w:r>
+        <w:t xml:space="preserve"> del lavoro. Tuttavia, se</w:t>
+      </w:r>
+      <w:r>
+        <w:t xml:space="preserve"> il </w:t>
+      </w:r>
+      <w:r>
+        <w:t xml:space="preserve">professore chiede di posizionarla </w:t>
+      </w:r>
+      <w:r>
+        <w:t>ad un altro posto, si può</w:t>
+      </w:r>
+      <w:r>
+        <w:t xml:space="preserve"> semplicemente copiarla e incollarla. Gli elementi anteriori e posteriori, come </w:t>
+      </w:r>
+      <w:r>
+        <w:t>il sommario</w:t>
+      </w:r>
+      <w:r>
+        <w:t xml:space="preserve">, devono essere separati dal resto del documento da una </w:t>
+      </w:r>
+      <w:r>
+        <w:t>«interruzione</w:t>
+      </w:r>
+      <w:r>
+        <w:t xml:space="preserve"> di sezione</w:t>
+      </w:r>
+      <w:r>
+        <w:t>»</w:t>
+      </w:r>
+      <w:r>
+        <w:t xml:space="preserve"> che crea una nuova pagina.</w:t>
       </w:r>
     </w:p>
     <w:p>
       <w:pPr>
         <w:pStyle w:val="Titolo1"/>
       </w:pPr>
-      <w:bookmarkStart w:id="41" w:name="_Toc56591764"/>
+      <w:bookmarkStart w:id="42" w:name="_Toc56591764"/>
       <w:r>
         <w:t>Pagina</w:t>
       </w:r>
@@ -829,105 +981,123 @@
       <w:r>
         <w:t>e</w:t>
       </w:r>
-      <w:bookmarkEnd w:id="41"/>
+      <w:bookmarkEnd w:id="42"/>
     </w:p>
     <w:p>
       <w:pPr>
         <w:pStyle w:val="Corpotesto"/>
       </w:pPr>
       <w:r>
-        <w:t xml:space="preserve">In a longer work such as a thesis, new chapters should begin on a new page. </w:t>
+        <w:t xml:space="preserve">In un lavoro lungo come una tesina o tesi, i nuovi capitoli dovrebbero iniziare su una nuova pagina. </w:t>
       </w:r>
       <w:r>
         <w:rPr>
           <w:i/>
           <w:iCs/>
         </w:rPr>
-        <w:t xml:space="preserve">Never use the “Enter” key to </w:t>
+        <w:t xml:space="preserve">Non utilizzare mai il tasto </w:t>
       </w:r>
       <w:r>
         <w:rPr>
           <w:i/>
           <w:iCs/>
         </w:rPr>
-        <w:t>produce a new page.</w:t>
-      </w:r>
-      <w:r>
-        <w:t xml:space="preserve"> Instead, insert a page break from the “Insert” tab.</w:t>
-      </w:r>
-      <w:r>
-        <w:t xml:space="preserve"> For a short work like this one, it is ok for the “chapters” to run without any breaks.</w:t>
-      </w:r>
-    </w:p>
-    <w:p>
-      <w:pPr>
-        <w:pStyle w:val="Titolo1"/>
-      </w:pPr>
-      <w:bookmarkStart w:id="42" w:name="_Toc56591765"/>
-      <w:bookmarkEnd w:id="35"/>
-      <w:bookmarkEnd w:id="36"/>
-      <w:bookmarkEnd w:id="37"/>
-      <w:bookmarkEnd w:id="38"/>
-      <w:r>
-        <w:t>Note a piè di pagina</w:t>
-      </w:r>
-      <w:bookmarkEnd w:id="42"/>
-    </w:p>
-    <w:p>
-      <w:pPr>
-        <w:pStyle w:val="Corpotesto"/>
-      </w:pPr>
-      <w:r>
-        <w:t>The Athenaeum requests a very specific format, which can be found in the style guide.</w:t>
-      </w:r>
-      <w:r>
-        <w:rPr>
-          <w:rStyle w:val="Rimandonotaapidipagina"/>
-        </w:rPr>
-        <w:footnoteReference w:id="4"/>
-      </w:r>
-      <w:r>
-        <w:t xml:space="preserve"> I will highlight a couple of aspects</w:t>
-      </w:r>
-      <w:r>
-        <w:t>.</w:t>
-      </w:r>
-    </w:p>
-    <w:p>
-      <w:pPr>
-        <w:pStyle w:val="Corpotesto"/>
-      </w:pPr>
-      <w:r>
-        <w:lastRenderedPageBreak/>
-        <w:t>First, t</w:t>
-      </w:r>
-      <w:r>
-        <w:t xml:space="preserve">he </w:t>
-      </w:r>
-      <w:r>
-        <w:t>author name should be given</w:t>
-      </w:r>
-      <w:r>
-        <w:t xml:space="preserve"> small caps</w:t>
-      </w:r>
-      <w:r>
-        <w:t xml:space="preserve">, </w:t>
+        <w:t>«</w:t>
       </w:r>
       <w:r>
         <w:rPr>
           <w:i/>
           <w:iCs/>
         </w:rPr>
-        <w:t>not</w:t>
-      </w:r>
-      <w:r>
-        <w:t xml:space="preserve"> all caps.</w:t>
-      </w:r>
-      <w:r>
-        <w:t xml:space="preserve"> Small caps should be written normally (that is, in upper-and-lowercase), but shoul</w:t>
-      </w:r>
-      <w:r>
-        <w:t>d have “small caps” applied to it</w:t>
+        <w:t>Invio</w:t>
+      </w:r>
+      <w:r>
+        <w:rPr>
+          <w:i/>
+          <w:iCs/>
+        </w:rPr>
+        <w:t>»</w:t>
+      </w:r>
+      <w:r>
+        <w:rPr>
+          <w:i/>
+          <w:iCs/>
+        </w:rPr>
+        <w:t xml:space="preserve"> per produrre una nuova pagina.</w:t>
+      </w:r>
+      <w:r>
+        <w:t xml:space="preserve"> Inserire invece un'interruzione di pagina dalla scheda "Inserisci". Per un lavoro breve come questo, i "capitoli" possono essere eseguiti senza interruzioni.</w:t>
+      </w:r>
+    </w:p>
+    <w:p>
+      <w:pPr>
+        <w:pStyle w:val="Titolo1"/>
+      </w:pPr>
+      <w:bookmarkStart w:id="43" w:name="_Toc56591765"/>
+      <w:bookmarkEnd w:id="38"/>
+      <w:bookmarkEnd w:id="39"/>
+      <w:bookmarkEnd w:id="40"/>
+      <w:bookmarkEnd w:id="41"/>
+      <w:r>
+        <w:lastRenderedPageBreak/>
+        <w:t>Note a piè di pagina</w:t>
+      </w:r>
+      <w:bookmarkEnd w:id="43"/>
+    </w:p>
+    <w:p>
+      <w:pPr>
+        <w:pStyle w:val="Corpotesto"/>
+      </w:pPr>
+      <w:r>
+        <w:t>L'Ateneo richiede un formato molto specifico, che si può trovare nella guida di stile</w:t>
+      </w:r>
+      <w:r>
+        <w:rPr>
+          <w:rStyle w:val="Rimandonotaapidipagina"/>
+        </w:rPr>
+        <w:footnoteReference w:id="4"/>
+      </w:r>
+      <w:r>
+        <w:t>.</w:t>
+      </w:r>
+      <w:r>
+        <w:t xml:space="preserve"> </w:t>
+      </w:r>
+      <w:r>
+        <w:t>Metterò in evidenza qualche aspetto.</w:t>
+      </w:r>
+    </w:p>
+    <w:p>
+      <w:pPr>
+        <w:pStyle w:val="Corpotesto"/>
+      </w:pPr>
+      <w:r>
+        <w:t xml:space="preserve">In primo luogo, il nome dell'autore dovrebbe essere indicato con il maiuscoletto, </w:t>
+      </w:r>
+      <w:r>
+        <w:rPr>
+          <w:i/>
+          <w:iCs/>
+        </w:rPr>
+        <w:t>non</w:t>
+      </w:r>
+      <w:r>
+        <w:t xml:space="preserve"> con tutti i maiuscoli.</w:t>
+      </w:r>
+      <w:r>
+        <w:t xml:space="preserve"> </w:t>
+      </w:r>
+      <w:r>
+        <w:t>Il maiuscoletto deve essere scritto normalmente (cioè in maiuscolo e minuscolo), ma deve essere applicato il formato</w:t>
+      </w:r>
+      <w:r>
+        <w:t xml:space="preserve"> «</w:t>
+      </w:r>
+      <w:r>
+        <w:t>maiuscoletto</w:t>
+      </w:r>
+      <w:r>
+        <w:t>»</w:t>
       </w:r>
       <w:r>
         <w:t>:</w:t>
@@ -937,22 +1107,54 @@
       <w:pPr>
         <w:pStyle w:val="Citazione"/>
       </w:pPr>
+      <w:bookmarkStart w:id="44" w:name="_Hlk56696295"/>
       <w:r>
         <w:rPr>
           <w:rFonts w:cs="Times New Roman (Body CS)"/>
           <w:smallCaps/>
         </w:rPr>
-        <w:t>A.N. Author</w:t>
-      </w:r>
-      <w:r>
-        <w:t xml:space="preserve">, “Some Journal Article,” </w:t>
+        <w:t>U</w:t>
+      </w:r>
+      <w:r>
+        <w:rPr>
+          <w:rFonts w:cs="Times New Roman (Body CS)"/>
+          <w:smallCaps/>
+        </w:rPr>
+        <w:t xml:space="preserve">.N. </w:t>
+      </w:r>
+      <w:r>
+        <w:rPr>
+          <w:rFonts w:cs="Times New Roman (Body CS)"/>
+          <w:smallCaps/>
+        </w:rPr>
+        <w:t>Autore</w:t>
+      </w:r>
+      <w:bookmarkEnd w:id="44"/>
+      <w:r>
+        <w:t xml:space="preserve">, </w:t>
+      </w:r>
+      <w:bookmarkStart w:id="45" w:name="_Hlk56696956"/>
+      <w:r>
+        <w:t>«</w:t>
+      </w:r>
+      <w:bookmarkStart w:id="46" w:name="_Hlk56696950"/>
+      <w:r>
+        <w:t>Qualche articolo di rivista</w:t>
+      </w:r>
+      <w:bookmarkEnd w:id="46"/>
+      <w:r>
+        <w:t>»</w:t>
+      </w:r>
+      <w:bookmarkEnd w:id="45"/>
+      <w:r>
+        <w:t xml:space="preserve">, </w:t>
       </w:r>
       <w:r>
         <w:rPr>
           <w:i/>
           <w:iCs w:val="0"/>
         </w:rPr>
-        <w:t>Some Journal</w:t>
+        <w:t>Qualche rivista</w:t>
       </w:r>
       <w:r>
         <w:t xml:space="preserve"> 33 (2020), 220–222.</w:t>
@@ -960,10 +1162,19 @@
     </w:p>
     <w:p>
       <w:pPr>
-        <w:pStyle w:val="BodyTextNoIndent"/>
-      </w:pPr>
-      <w:r>
-        <w:t>In the notes, the author’s name is written as a first initial followed by the last name. (In the bibliography, it is slightly different).</w:t>
+        <w:pStyle w:val="Corpotestosenzarientro"/>
+      </w:pPr>
+      <w:r>
+        <w:t>Nelle note, il nome dell'autore è scritto sotto forma di iniziali seguite dal cognome.</w:t>
+      </w:r>
+      <w:r>
+        <w:t xml:space="preserve"> (</w:t>
+      </w:r>
+      <w:r>
+        <w:t>Nella bibliografia, è leggermente diverso</w:t>
+      </w:r>
+      <w:r>
+        <w:t>).</w:t>
       </w:r>
     </w:p>
     <w:p>
@@ -971,19 +1182,10 @@
         <w:pStyle w:val="Corpotesto"/>
       </w:pPr>
       <w:r>
-        <w:t>Titles of short works</w:t>
-      </w:r>
-      <w:r>
-        <w:t>, like the journal article in the example above, are</w:t>
-      </w:r>
-      <w:r>
-        <w:t xml:space="preserve"> given in quotes</w:t>
-      </w:r>
-      <w:r>
-        <w:t xml:space="preserve">. However, titles of larger works (books, anthologies, collections, </w:t>
-      </w:r>
-      <w:r>
-        <w:t>and the like) are given in italics:</w:t>
+        <w:t>I titoli delle opere brevi, come l'articolo della rivista nell'esempio precedente, sono riportati tra virgolette. Tuttavia, i titoli delle opere più grandi (libri, antologie, collezioni e simili) sono riportati in corsivo</w:t>
+      </w:r>
+      <w:r>
+        <w:t>:</w:t>
       </w:r>
     </w:p>
     <w:p>
@@ -993,13 +1195,28 @@
           <w:vertAlign w:val="superscript"/>
         </w:rPr>
       </w:pPr>
-      <w:bookmarkStart w:id="43" w:name="_Hlk56518315"/>
+      <w:bookmarkStart w:id="47" w:name="_Hlk56518315"/>
       <w:r>
         <w:rPr>
           <w:rFonts w:cs="Times New Roman (Body CS)"/>
           <w:smallCaps/>
         </w:rPr>
-        <w:t>A.N. Author</w:t>
+        <w:t>U</w:t>
+      </w:r>
+      <w:bookmarkStart w:id="48" w:name="_Hlk56696414"/>
+      <w:r>
+        <w:rPr>
+          <w:rFonts w:cs="Times New Roman (Body CS)"/>
+          <w:smallCaps/>
+        </w:rPr>
+        <w:t xml:space="preserve">.N. </w:t>
+      </w:r>
+      <w:r>
+        <w:rPr>
+          <w:rFonts w:cs="Times New Roman (Body CS)"/>
+          <w:smallCaps/>
+        </w:rPr>
+        <w:t>Autore</w:t>
       </w:r>
       <w:r>
         <w:t xml:space="preserve">, </w:t>
@@ -1009,19 +1226,32 @@
           <w:i/>
           <w:iCs w:val="0"/>
         </w:rPr>
-        <w:t>Some Book</w:t>
+        <w:t>Qualche libro</w:t>
       </w:r>
       <w:r>
         <w:t xml:space="preserve">, </w:t>
       </w:r>
       <w:r>
-        <w:t>Publisher, City 2010</w:t>
-      </w:r>
-    </w:p>
-    <w:bookmarkEnd w:id="43"/>
-    <w:p>
-      <w:pPr>
-        <w:pStyle w:val="BodyTextNoIndent"/>
+        <w:t>Editore</w:t>
+      </w:r>
+      <w:r>
+        <w:t xml:space="preserve">, </w:t>
+      </w:r>
+      <w:r>
+        <w:t xml:space="preserve">Città </w:t>
+      </w:r>
+      <w:bookmarkEnd w:id="48"/>
+      <w:r>
+        <w:t>2010</w:t>
+      </w:r>
+      <w:r>
+        <w:t>.</w:t>
+      </w:r>
+    </w:p>
+    <w:bookmarkEnd w:id="47"/>
+    <w:p>
+      <w:pPr>
+        <w:pStyle w:val="Corpotestosenzarientro"/>
       </w:pPr>
       <w:r>
         <w:t>I</w:t>
@@ -1045,7 +1275,21 @@
           <w:rFonts w:cs="Times New Roman (Body CS)"/>
           <w:smallCaps/>
         </w:rPr>
-        <w:t>A.N. Author</w:t>
+        <w:t>U</w:t>
+      </w:r>
+      <w:r>
+        <w:rPr>
+          <w:rFonts w:cs="Times New Roman (Body CS)"/>
+          <w:smallCaps/>
+        </w:rPr>
+        <w:t xml:space="preserve">.N. </w:t>
+      </w:r>
+      <w:r>
+        <w:rPr>
+          <w:rFonts w:cs="Times New Roman (Body CS)"/>
+          <w:smallCaps/>
+        </w:rPr>
+        <w:t>Autore</w:t>
       </w:r>
       <w:r>
         <w:t xml:space="preserve">, </w:t>
@@ -1055,10 +1299,25 @@
           <w:i/>
           <w:iCs w:val="0"/>
         </w:rPr>
-        <w:t>Some Book</w:t>
-      </w:r>
-      <w:r>
-        <w:t>, Publisher, City 2020</w:t>
+        <w:t>Qualche libro</w:t>
+      </w:r>
+      <w:r>
+        <w:t xml:space="preserve">, </w:t>
+      </w:r>
+      <w:r>
+        <w:t>Editore</w:t>
+      </w:r>
+      <w:r>
+        <w:t xml:space="preserve">, </w:t>
+      </w:r>
+      <w:r>
+        <w:t xml:space="preserve">Città </w:t>
+      </w:r>
+      <w:r>
+        <w:t>202</w:t>
+      </w:r>
+      <w:r>
+        <w:t>0</w:t>
       </w:r>
       <w:r>
         <w:rPr>
@@ -1066,39 +1325,456 @@
         </w:rPr>
         <w:t>2</w:t>
       </w:r>
-    </w:p>
-    <w:p>
-      <w:pPr>
-        <w:pStyle w:val="BodyTextNoIndent"/>
-      </w:pPr>
-      <w:r>
-        <w:t>When writing in English, the conventions for the English language should be followed.</w:t>
-      </w:r>
-      <w:r>
-        <w:t xml:space="preserve"> In particular, we do not use the guillemets («»).</w:t>
+      <w:r>
+        <w:t>.</w:t>
+      </w:r>
+    </w:p>
+    <w:p>
+      <w:pPr>
+        <w:pStyle w:val="Corpotesto"/>
+      </w:pPr>
+      <w:r>
+        <w:t>Per gli autori antichi, si dovrebbe imparare il modo tradizionale di citarli. Qui farò due esempi.</w:t>
       </w:r>
       <w:r>
         <w:t xml:space="preserve"> </w:t>
       </w:r>
       <w:r>
-        <w:t xml:space="preserve">For those writing in the American style, in general, punctuation (commas, periods, etc.) goes </w:t>
+        <w:t xml:space="preserve">In primo luogo, la </w:t>
       </w:r>
       <w:r>
         <w:rPr>
           <w:i/>
           <w:iCs/>
         </w:rPr>
-        <w:t>inside</w:t>
-      </w:r>
-      <w:r>
-        <w:t xml:space="preserve"> the </w:t>
-      </w:r>
-      <w:r>
-        <w:t>close quote</w:t>
-      </w:r>
-      <w:bookmarkStart w:id="44" w:name="_Hlk56515502"/>
+        <w:t xml:space="preserve">Summa </w:t>
+      </w:r>
+      <w:proofErr w:type="spellStart"/>
+      <w:r>
+        <w:rPr>
+          <w:i/>
+          <w:iCs/>
+        </w:rPr>
+        <w:t>t</w:t>
+      </w:r>
+      <w:r>
+        <w:rPr>
+          <w:i/>
+          <w:iCs/>
+        </w:rPr>
+        <w:t>eologiae</w:t>
+      </w:r>
+      <w:proofErr w:type="spellEnd"/>
+      <w:r>
+        <w:t xml:space="preserve"> di San Tommaso d'Aquino</w:t>
+      </w:r>
       <w:r>
         <w:t>:</w:t>
+      </w:r>
+    </w:p>
+    <w:p>
+      <w:pPr>
+        <w:pStyle w:val="Citazione"/>
+      </w:pPr>
+      <w:r>
+        <w:rPr>
+          <w:smallCaps/>
+        </w:rPr>
+        <w:lastRenderedPageBreak/>
+        <w:t>T</w:t>
+      </w:r>
+      <w:r>
+        <w:rPr>
+          <w:smallCaps/>
+        </w:rPr>
+        <w:t>ommaso d</w:t>
+      </w:r>
+      <w:r>
+        <w:rPr>
+          <w:smallCaps/>
+        </w:rPr>
+        <w:t>’</w:t>
+      </w:r>
+      <w:r>
+        <w:rPr>
+          <w:smallCaps/>
+        </w:rPr>
+        <w:t>Aquino</w:t>
+      </w:r>
+      <w:r>
+        <w:t xml:space="preserve">, </w:t>
+      </w:r>
+      <w:r>
+        <w:rPr>
+          <w:i/>
+          <w:iCs w:val="0"/>
+        </w:rPr>
+        <w:t xml:space="preserve">Summa </w:t>
+      </w:r>
+      <w:proofErr w:type="spellStart"/>
+      <w:r>
+        <w:rPr>
+          <w:i/>
+          <w:iCs w:val="0"/>
+        </w:rPr>
+        <w:t>t</w:t>
+      </w:r>
+      <w:r>
+        <w:rPr>
+          <w:i/>
+          <w:iCs w:val="0"/>
+        </w:rPr>
+        <w:t>heologiae</w:t>
+      </w:r>
+      <w:proofErr w:type="spellEnd"/>
+      <w:r>
+        <w:t xml:space="preserve">, </w:t>
+      </w:r>
+      <w:r>
+        <w:t>Leon.</w:t>
+      </w:r>
+      <w:r>
+        <w:t xml:space="preserve"> vol.</w:t>
+      </w:r>
+      <w:r>
+        <w:t xml:space="preserve"> </w:t>
+      </w:r>
+      <w:r>
+        <w:t>4</w:t>
+      </w:r>
+      <w:r>
+        <w:t>–1</w:t>
+      </w:r>
+      <w:r>
+        <w:t>2</w:t>
+      </w:r>
+      <w:r>
+        <w:t xml:space="preserve">, </w:t>
+      </w:r>
+      <w:proofErr w:type="spellStart"/>
+      <w:r>
+        <w:t>Typographia</w:t>
+      </w:r>
+      <w:proofErr w:type="spellEnd"/>
+      <w:r>
+        <w:t xml:space="preserve"> </w:t>
+      </w:r>
+      <w:proofErr w:type="spellStart"/>
+      <w:r>
+        <w:t>Polyglotta</w:t>
+      </w:r>
+      <w:proofErr w:type="spellEnd"/>
+      <w:r>
+        <w:t xml:space="preserve"> S.C. de Propaganda Fide</w:t>
+      </w:r>
+      <w:r>
+        <w:t xml:space="preserve">, </w:t>
+      </w:r>
+      <w:r>
+        <w:t xml:space="preserve">Roma </w:t>
+      </w:r>
+      <w:r>
+        <w:t>1888–1906</w:t>
+      </w:r>
+      <w:r>
+        <w:t xml:space="preserve"> (</w:t>
+      </w:r>
+      <w:r>
+        <w:t>d</w:t>
+      </w:r>
+      <w:r>
+        <w:t>’</w:t>
+      </w:r>
+      <w:r>
+        <w:t>ora in poi citato come</w:t>
+      </w:r>
+      <w:r>
+        <w:t xml:space="preserve"> </w:t>
+      </w:r>
+      <w:proofErr w:type="spellStart"/>
+      <w:r>
+        <w:rPr>
+          <w:i/>
+          <w:iCs w:val="0"/>
+        </w:rPr>
+        <w:t>S.Th</w:t>
+      </w:r>
+      <w:proofErr w:type="spellEnd"/>
+      <w:r>
+        <w:t>.)</w:t>
+      </w:r>
+      <w:r>
+        <w:t>, I</w:t>
+      </w:r>
+      <w:r>
+        <w:t xml:space="preserve"> q.45</w:t>
+      </w:r>
+      <w:r>
+        <w:t xml:space="preserve"> a.1 res</w:t>
+      </w:r>
+      <w:r>
+        <w:t>p</w:t>
+      </w:r>
+      <w:r>
+        <w:t>onsum.</w:t>
+      </w:r>
+    </w:p>
+    <w:p>
+      <w:pPr>
+        <w:pStyle w:val="Corpotestosenzarientro"/>
+      </w:pPr>
+      <w:r>
+        <w:t xml:space="preserve">Naturalmente, si dovrebbe citare l'edizione che si è effettivamente utilizzata, compresa la traduzione utilizzata. (Se si fa la propria traduzione, si prega di indicarla con le parole </w:t>
+      </w:r>
+      <w:r>
+        <w:t>«</w:t>
+      </w:r>
+      <w:r>
+        <w:t>la traduzione</w:t>
+      </w:r>
+      <w:r>
+        <w:t xml:space="preserve"> è mia»</w:t>
+      </w:r>
+      <w:r>
+        <w:t>). Si noti che il nome dell'autore, a differenza degli autori moderni, è scritto nella sua interezza, e che, al posto dei numeri di pagina, si dovrebbe usare il sistema di numerazione dell'opera.</w:t>
+      </w:r>
+      <w:r>
+        <w:t xml:space="preserve"> </w:t>
+      </w:r>
+      <w:r>
+        <w:t xml:space="preserve">Inoltre, si possono usare le abbreviazioni standard per le opere antiche (come </w:t>
+      </w:r>
+      <w:proofErr w:type="spellStart"/>
+      <w:r>
+        <w:rPr>
+          <w:i/>
+          <w:iCs/>
+        </w:rPr>
+        <w:t>S.Th</w:t>
+      </w:r>
+      <w:proofErr w:type="spellEnd"/>
+      <w:r>
+        <w:rPr>
+          <w:i/>
+          <w:iCs/>
+        </w:rPr>
+        <w:t>.</w:t>
+      </w:r>
+      <w:r>
+        <w:t xml:space="preserve"> per la </w:t>
+      </w:r>
+      <w:r>
+        <w:rPr>
+          <w:i/>
+          <w:iCs/>
+        </w:rPr>
+        <w:t xml:space="preserve">Summa </w:t>
+      </w:r>
+      <w:proofErr w:type="spellStart"/>
+      <w:r>
+        <w:rPr>
+          <w:i/>
+          <w:iCs/>
+        </w:rPr>
+        <w:t>t</w:t>
+      </w:r>
+      <w:r>
+        <w:rPr>
+          <w:i/>
+          <w:iCs/>
+        </w:rPr>
+        <w:t>heologiae</w:t>
+      </w:r>
+      <w:proofErr w:type="spellEnd"/>
+      <w:r>
+        <w:t xml:space="preserve">), e quando si fa questo, non è necessario usare il sistema </w:t>
+      </w:r>
+      <w:r>
+        <w:rPr>
+          <w:i/>
+          <w:iCs/>
+        </w:rPr>
+        <w:t>ibid</w:t>
+      </w:r>
+      <w:r>
+        <w:t>.</w:t>
+      </w:r>
+      <w:r>
+        <w:t>, a meno che non si ripeta lo stesso riferimento (stessa domanda, articolo e sezione).</w:t>
+      </w:r>
+      <w:r>
+        <w:t xml:space="preserve"> </w:t>
+      </w:r>
+      <w:r>
+        <w:t xml:space="preserve">Infatti, se si sta facendo un'ampia esegesi della </w:t>
+      </w:r>
+      <w:r>
+        <w:rPr>
+          <w:i/>
+          <w:iCs/>
+        </w:rPr>
+        <w:t>Summa</w:t>
+      </w:r>
+      <w:r>
+        <w:t xml:space="preserve">, si può omettere del tutto </w:t>
+      </w:r>
+      <w:proofErr w:type="spellStart"/>
+      <w:r>
+        <w:rPr>
+          <w:i/>
+          <w:iCs/>
+        </w:rPr>
+        <w:t>S.Th</w:t>
+      </w:r>
+      <w:proofErr w:type="spellEnd"/>
+      <w:r>
+        <w:rPr>
+          <w:i/>
+          <w:iCs/>
+        </w:rPr>
+        <w:t>.</w:t>
+      </w:r>
+      <w:r>
+        <w:t>, purché i riferimenti siano inequivocabili.</w:t>
+      </w:r>
+    </w:p>
+    <w:p>
+      <w:pPr>
+        <w:pStyle w:val="Corpotesto"/>
+      </w:pPr>
+      <w:r>
+        <w:t xml:space="preserve">Con Aristotele, è simile, tranne che sia il sistema di numerazione che i numeri di pagina dell'edizione di </w:t>
+      </w:r>
+      <w:proofErr w:type="spellStart"/>
+      <w:r>
+        <w:t>Bekker</w:t>
+      </w:r>
+      <w:proofErr w:type="spellEnd"/>
+      <w:r>
+        <w:t xml:space="preserve"> dovrebbero essere utilizzati</w:t>
+      </w:r>
+      <w:r>
+        <w:t>:</w:t>
+      </w:r>
+    </w:p>
+    <w:p>
+      <w:pPr>
+        <w:pStyle w:val="Citazione"/>
+      </w:pPr>
+      <w:r>
+        <w:rPr>
+          <w:smallCaps/>
+        </w:rPr>
+        <w:t>Aristot</w:t>
+      </w:r>
+      <w:r>
+        <w:rPr>
+          <w:smallCaps/>
+        </w:rPr>
+        <w:t>e</w:t>
+      </w:r>
+      <w:r>
+        <w:rPr>
+          <w:smallCaps/>
+        </w:rPr>
+        <w:t>le</w:t>
+      </w:r>
+      <w:r>
+        <w:t xml:space="preserve">, </w:t>
+      </w:r>
+      <w:r>
+        <w:rPr>
+          <w:i/>
+        </w:rPr>
+        <w:t>Metaphysics</w:t>
+      </w:r>
+      <w:r>
+        <w:t xml:space="preserve">, </w:t>
+      </w:r>
+      <w:r>
+        <w:rPr>
+          <w:smallCaps/>
+        </w:rPr>
+        <w:t>W. Jaeger</w:t>
+      </w:r>
+      <w:r>
+        <w:t xml:space="preserve"> (ed.), Oxford</w:t>
+      </w:r>
+      <w:r>
+        <w:t>, 1957</w:t>
+      </w:r>
+      <w:r>
+        <w:t xml:space="preserve"> (d’ora in poi citato come </w:t>
+      </w:r>
+      <w:bookmarkStart w:id="49" w:name="_Hlk56697029"/>
+      <w:r>
+        <w:rPr>
+          <w:i/>
+          <w:iCs w:val="0"/>
+        </w:rPr>
+        <w:t>Metafisica</w:t>
+      </w:r>
+      <w:bookmarkEnd w:id="49"/>
+      <w:r>
+        <w:t>)</w:t>
+      </w:r>
+      <w:r>
+        <w:t>,</w:t>
+      </w:r>
+      <w:r>
+        <w:t xml:space="preserve"> </w:t>
+      </w:r>
+      <w:r>
+        <w:t>Γ</w:t>
+      </w:r>
+      <w:r>
+        <w:t>.</w:t>
+      </w:r>
+      <w:r>
+        <w:t xml:space="preserve">2, </w:t>
+      </w:r>
+      <w:r>
+        <w:t>1</w:t>
+      </w:r>
+      <w:r>
+        <w:t>003b</w:t>
+      </w:r>
+      <w:r>
+        <w:t>23</w:t>
+      </w:r>
+      <w:r>
+        <w:t>–</w:t>
+      </w:r>
+      <w:r>
+        <w:t>34</w:t>
+      </w:r>
+      <w:r>
+        <w:t>.</w:t>
+      </w:r>
+      <w:r>
+        <w:rPr>
+          <w:rStyle w:val="Rimandonotaapidipagina"/>
+        </w:rPr>
+        <w:footnoteReference w:id="5"/>
+      </w:r>
+    </w:p>
+    <w:p>
+      <w:pPr>
+        <w:pStyle w:val="Corpotesto"/>
+      </w:pPr>
+      <w:r>
+        <w:t>Infine, la forma lunga di una nota a piè di pagina viene utilizzata una sola volta nel</w:t>
+      </w:r>
+      <w:r>
+        <w:t xml:space="preserve"> </w:t>
+      </w:r>
+      <w:proofErr w:type="spellStart"/>
+      <w:r>
+        <w:t>elaboratum</w:t>
+      </w:r>
+      <w:proofErr w:type="spellEnd"/>
+      <w:r>
+        <w:t>. I riferimenti successivi allo stesso lavoro tralasciano le informazioni di pubblicazione:</w:t>
       </w:r>
     </w:p>
     <w:p>
@@ -1110,560 +1786,144 @@
           <w:rFonts w:cs="Times New Roman (Body CS)"/>
           <w:smallCaps/>
         </w:rPr>
-        <w:t>A.N. Author</w:t>
+        <w:t>U</w:t>
+      </w:r>
+      <w:r>
+        <w:rPr>
+          <w:rFonts w:cs="Times New Roman (Body CS)"/>
+          <w:smallCaps/>
+        </w:rPr>
+        <w:t>.N. Aut</w:t>
+      </w:r>
+      <w:r>
+        <w:rPr>
+          <w:rFonts w:cs="Times New Roman (Body CS)"/>
+          <w:smallCaps/>
+        </w:rPr>
+        <w:t>ore</w:t>
       </w:r>
       <w:r>
         <w:t xml:space="preserve">, </w:t>
       </w:r>
       <w:r>
-        <w:t>“</w:t>
-      </w:r>
-      <w:r>
-        <w:t xml:space="preserve">Some Journal Article,” </w:t>
-      </w:r>
-      <w:r>
         <w:rPr>
           <w:i/>
         </w:rPr>
-        <w:t>Some Journal</w:t>
+        <w:t>Qualche libro</w:t>
+      </w:r>
+      <w:r>
+        <w:t>, 5</w:t>
+      </w:r>
+      <w:r>
+        <w:t>.</w:t>
+      </w:r>
+    </w:p>
+    <w:p>
+      <w:pPr>
+        <w:pStyle w:val="Citazione"/>
+      </w:pPr>
+      <w:r>
+        <w:rPr>
+          <w:rFonts w:cs="Times New Roman (Body CS)"/>
+          <w:smallCaps/>
+        </w:rPr>
+        <w:t>U</w:t>
+      </w:r>
+      <w:r>
+        <w:rPr>
+          <w:rFonts w:cs="Times New Roman (Body CS)"/>
+          <w:smallCaps/>
+        </w:rPr>
+        <w:t>.N. Aut</w:t>
+      </w:r>
+      <w:r>
+        <w:rPr>
+          <w:rFonts w:cs="Times New Roman (Body CS)"/>
+          <w:smallCaps/>
+        </w:rPr>
+        <w:t>ore</w:t>
+      </w:r>
+      <w:r>
+        <w:t xml:space="preserve">, </w:t>
+      </w:r>
+      <w:r>
+        <w:t>«</w:t>
+      </w:r>
+      <w:r>
+        <w:t>Qualche articolo di rivista</w:t>
+      </w:r>
+      <w:r>
+        <w:t>»</w:t>
+      </w:r>
+      <w:r>
+        <w:t>, 222</w:t>
+      </w:r>
+      <w:r>
+        <w:t>.</w:t>
+      </w:r>
+    </w:p>
+    <w:p>
+      <w:pPr>
+        <w:pStyle w:val="Citazione"/>
+      </w:pPr>
+      <w:r>
+        <w:rPr>
+          <w:i/>
+          <w:iCs w:val="0"/>
+        </w:rPr>
+        <w:t>S.Th.</w:t>
+      </w:r>
+      <w:r>
+        <w:t xml:space="preserve"> I-II q.23 a.1 ad 1.</w:t>
+      </w:r>
+    </w:p>
+    <w:p>
+      <w:pPr>
+        <w:pStyle w:val="Citazione"/>
+      </w:pPr>
+      <w:r>
+        <w:rPr>
+          <w:i/>
+          <w:iCs w:val="0"/>
+        </w:rPr>
+        <w:lastRenderedPageBreak/>
+        <w:t>Metafisica</w:t>
       </w:r>
       <w:r>
         <w:t xml:space="preserve"> </w:t>
       </w:r>
       <w:r>
-        <w:t xml:space="preserve">33 </w:t>
-      </w:r>
-      <w:r>
-        <w:t>(</w:t>
-      </w:r>
-      <w:r>
-        <w:t>20</w:t>
-      </w:r>
-      <w:r>
-        <w:t>2</w:t>
-      </w:r>
-      <w:r>
-        <w:t>0</w:t>
-      </w:r>
-      <w:r>
-        <w:t>)</w:t>
-      </w:r>
-      <w:r>
-        <w:t>, 220–222</w:t>
-      </w:r>
-      <w:r>
-        <w:t>.</w:t>
-      </w:r>
-      <w:bookmarkEnd w:id="44"/>
-    </w:p>
-    <w:p>
-      <w:pPr>
-        <w:pStyle w:val="BodyTextNoIndent"/>
-      </w:pPr>
-      <w:r>
-        <w:t>Also, in American English, the superscripted number goes after any punctuation.</w:t>
+        <w:t>Γ</w:t>
+      </w:r>
+      <w:r>
+        <w:t>.2, 1003b35</w:t>
       </w:r>
       <w:r>
         <w:rPr>
           <w:rStyle w:val="Rimandonotaapidipagina"/>
         </w:rPr>
-        <w:footnoteReference w:id="5"/>
-      </w:r>
-    </w:p>
-    <w:p>
-      <w:pPr>
-        <w:pStyle w:val="Corpotesto"/>
-      </w:pPr>
-      <w:r>
-        <w:lastRenderedPageBreak/>
-        <w:t xml:space="preserve">For ancient authors, you should familiarize yourself with the traditional way of citing them. I will give two examples here. First, the </w:t>
+        <w:footnoteReference w:id="6"/>
+      </w:r>
+    </w:p>
+    <w:p>
+      <w:pPr>
+        <w:pStyle w:val="Corpotestosenzarientro"/>
+      </w:pPr>
+      <w:r>
+        <w:t xml:space="preserve">Se si cita ripetutamente lo stesso lavoro sulla stessa pagina, è possibile utilizzare </w:t>
       </w:r>
       <w:r>
         <w:rPr>
           <w:i/>
           <w:iCs/>
         </w:rPr>
-        <w:t xml:space="preserve">Summa </w:t>
-      </w:r>
-      <w:proofErr w:type="spellStart"/>
-      <w:r>
-        <w:rPr>
-          <w:i/>
-          <w:iCs/>
-        </w:rPr>
-        <w:t>Theologiae</w:t>
-      </w:r>
-      <w:proofErr w:type="spellEnd"/>
-      <w:r>
-        <w:t xml:space="preserve"> of St. Thomas Aquinas:</w:t>
-      </w:r>
-    </w:p>
-    <w:p>
-      <w:pPr>
-        <w:pStyle w:val="Citazione"/>
-      </w:pPr>
-      <w:r>
-        <w:rPr>
-          <w:smallCaps/>
-        </w:rPr>
-        <w:t xml:space="preserve">Thomas </w:t>
-      </w:r>
-      <w:proofErr w:type="spellStart"/>
-      <w:r>
-        <w:rPr>
-          <w:smallCaps/>
-        </w:rPr>
-        <w:t>Aquinas</w:t>
-      </w:r>
-      <w:proofErr w:type="spellEnd"/>
-      <w:r>
-        <w:t xml:space="preserve">, </w:t>
-      </w:r>
-      <w:r>
-        <w:rPr>
-          <w:i/>
-          <w:iCs w:val="0"/>
-        </w:rPr>
-        <w:t xml:space="preserve">Summa </w:t>
-      </w:r>
-      <w:proofErr w:type="spellStart"/>
-      <w:r>
-        <w:rPr>
-          <w:i/>
-          <w:iCs w:val="0"/>
-        </w:rPr>
-        <w:t>T</w:t>
-      </w:r>
-      <w:r>
-        <w:rPr>
-          <w:i/>
-          <w:iCs w:val="0"/>
-        </w:rPr>
-        <w:t>heologiae</w:t>
-      </w:r>
-      <w:proofErr w:type="spellEnd"/>
-      <w:r>
-        <w:t xml:space="preserve">, </w:t>
-      </w:r>
-      <w:r>
-        <w:t>Leon.</w:t>
-      </w:r>
-      <w:r>
-        <w:t xml:space="preserve"> vols.</w:t>
-      </w:r>
-      <w:r>
-        <w:t xml:space="preserve"> </w:t>
-      </w:r>
-      <w:r>
-        <w:t>4</w:t>
-      </w:r>
-      <w:r>
-        <w:t>–1</w:t>
-      </w:r>
-      <w:r>
-        <w:t>2</w:t>
-      </w:r>
-      <w:r>
-        <w:t xml:space="preserve">, </w:t>
-      </w:r>
-      <w:proofErr w:type="spellStart"/>
-      <w:r>
-        <w:t>Typographia</w:t>
-      </w:r>
-      <w:proofErr w:type="spellEnd"/>
-      <w:r>
-        <w:t xml:space="preserve"> </w:t>
-      </w:r>
-      <w:proofErr w:type="spellStart"/>
-      <w:r>
-        <w:t>Polyglotta</w:t>
-      </w:r>
-      <w:proofErr w:type="spellEnd"/>
-      <w:r>
-        <w:t xml:space="preserve"> S.C. de Propaganda Fide</w:t>
-      </w:r>
-      <w:r>
-        <w:t>, 1888–1906</w:t>
-      </w:r>
-      <w:r>
-        <w:t xml:space="preserve"> (henceforth cited as </w:t>
-      </w:r>
-      <w:r>
-        <w:rPr>
-          <w:i/>
-          <w:iCs w:val="0"/>
-        </w:rPr>
-        <w:t>S.Th</w:t>
-      </w:r>
-      <w:r>
-        <w:t>.)</w:t>
-      </w:r>
-      <w:r>
-        <w:t>, I</w:t>
-      </w:r>
-      <w:r>
-        <w:t xml:space="preserve"> q.45</w:t>
-      </w:r>
-      <w:r>
-        <w:t xml:space="preserve"> a.1 res</w:t>
-      </w:r>
-      <w:r>
-        <w:t>p</w:t>
-      </w:r>
-      <w:r>
-        <w:t>onsum.</w:t>
-      </w:r>
-    </w:p>
-    <w:p>
-      <w:pPr>
-        <w:pStyle w:val="BodyTextNoIndent"/>
-      </w:pPr>
-      <w:r>
-        <w:t xml:space="preserve">Of course, you should cite the edition </w:t>
-      </w:r>
-      <w:r>
-        <w:t>that you actually used</w:t>
-      </w:r>
-      <w:r>
-        <w:t>, including the translation you used. (If you make your own translation, please indicate this with the words “my translation.”)</w:t>
-      </w:r>
-      <w:r>
-        <w:t xml:space="preserve"> Note that the name of the author, unlike modern authors, is written out in its entirety</w:t>
-      </w:r>
-      <w:r>
-        <w:t>, and that, instead of page numbers, the</w:t>
-      </w:r>
-      <w:r>
-        <w:t xml:space="preserve"> numbering system of the work should be used.</w:t>
-      </w:r>
-      <w:r>
-        <w:t xml:space="preserve"> Also, </w:t>
-      </w:r>
-      <w:r>
-        <w:t xml:space="preserve">the standard abbreviations for ancient works (such as </w:t>
-      </w:r>
-      <w:r>
-        <w:rPr>
-          <w:i/>
-          <w:iCs/>
-        </w:rPr>
-        <w:t>S.Th.</w:t>
-      </w:r>
-      <w:r>
-        <w:t xml:space="preserve"> for the </w:t>
-      </w:r>
-      <w:r>
-        <w:rPr>
-          <w:i/>
-          <w:iCs/>
-        </w:rPr>
-        <w:t xml:space="preserve">Summa </w:t>
-      </w:r>
-      <w:proofErr w:type="spellStart"/>
-      <w:r>
-        <w:rPr>
-          <w:i/>
-          <w:iCs/>
-        </w:rPr>
-        <w:t>Theologiae</w:t>
-      </w:r>
-      <w:proofErr w:type="spellEnd"/>
-      <w:r>
-        <w:t xml:space="preserve">) </w:t>
-      </w:r>
-      <w:proofErr w:type="spellStart"/>
-      <w:r>
-        <w:t>may</w:t>
-      </w:r>
-      <w:proofErr w:type="spellEnd"/>
-      <w:r>
-        <w:t xml:space="preserve"> be </w:t>
-      </w:r>
-      <w:proofErr w:type="spellStart"/>
-      <w:r>
-        <w:t>used</w:t>
-      </w:r>
-      <w:proofErr w:type="spellEnd"/>
-      <w:r>
-        <w:t xml:space="preserve">, and when you do this, it is not necessary to use the </w:t>
-      </w:r>
-      <w:r>
-        <w:rPr>
-          <w:i/>
-          <w:iCs/>
-        </w:rPr>
-        <w:t>ibid.</w:t>
-      </w:r>
-      <w:r>
-        <w:t xml:space="preserve"> system, unless you are repeating the very same reference</w:t>
-      </w:r>
-      <w:r>
-        <w:t xml:space="preserve"> (same question, article, and section).</w:t>
-      </w:r>
-      <w:r>
-        <w:t xml:space="preserve"> In fact, if you are doing an extensive exegesis of the </w:t>
-      </w:r>
-      <w:r>
-        <w:rPr>
-          <w:i/>
-          <w:iCs/>
-        </w:rPr>
-        <w:t>Summa</w:t>
-      </w:r>
-      <w:r>
-        <w:t xml:space="preserve">, you can omit </w:t>
-      </w:r>
-      <w:r>
-        <w:rPr>
-          <w:i/>
-          <w:iCs/>
-        </w:rPr>
-        <w:t>S.Th.</w:t>
-      </w:r>
-      <w:r>
-        <w:t xml:space="preserve"> altogether, as long as the references are unambiguous.</w:t>
-      </w:r>
-    </w:p>
-    <w:p>
-      <w:pPr>
-        <w:pStyle w:val="Corpotesto"/>
-      </w:pPr>
-      <w:r>
-        <w:t xml:space="preserve">With Aristotle, it is similar, except that </w:t>
-      </w:r>
-      <w:r>
-        <w:t xml:space="preserve">both the numbering system and the page </w:t>
-      </w:r>
-      <w:proofErr w:type="spellStart"/>
-      <w:r>
-        <w:t>numbers</w:t>
-      </w:r>
-      <w:proofErr w:type="spellEnd"/>
-      <w:r>
-        <w:t xml:space="preserve"> to </w:t>
-      </w:r>
-      <w:proofErr w:type="spellStart"/>
-      <w:r>
-        <w:t>Bekker’s</w:t>
-      </w:r>
-      <w:proofErr w:type="spellEnd"/>
-      <w:r>
-        <w:t xml:space="preserve"> </w:t>
-      </w:r>
-      <w:proofErr w:type="spellStart"/>
-      <w:r>
-        <w:t>edition</w:t>
-      </w:r>
-      <w:proofErr w:type="spellEnd"/>
-      <w:r>
-        <w:t xml:space="preserve"> </w:t>
-      </w:r>
-      <w:proofErr w:type="spellStart"/>
-      <w:r>
-        <w:t>should</w:t>
-      </w:r>
-      <w:proofErr w:type="spellEnd"/>
-      <w:r>
-        <w:t xml:space="preserve"> be </w:t>
-      </w:r>
-      <w:proofErr w:type="spellStart"/>
-      <w:r>
-        <w:t>used</w:t>
-      </w:r>
-      <w:proofErr w:type="spellEnd"/>
-      <w:r>
-        <w:t>:</w:t>
-      </w:r>
-    </w:p>
-    <w:p>
-      <w:pPr>
-        <w:pStyle w:val="Citazione"/>
-      </w:pPr>
-      <w:r>
-        <w:rPr>
-          <w:smallCaps/>
-        </w:rPr>
-        <w:t>Aristotle</w:t>
-      </w:r>
-      <w:r>
-        <w:t xml:space="preserve">, </w:t>
-      </w:r>
-      <w:r>
-        <w:rPr>
-          <w:i/>
-        </w:rPr>
-        <w:t>Metaphysics</w:t>
-      </w:r>
-      <w:r>
-        <w:t xml:space="preserve">, </w:t>
-      </w:r>
-      <w:r>
-        <w:rPr>
-          <w:smallCaps/>
-        </w:rPr>
-        <w:t>W. Jaeger</w:t>
-      </w:r>
-      <w:r>
-        <w:t xml:space="preserve"> (ed.), Oxford</w:t>
-      </w:r>
-      <w:r>
-        <w:t>, 1957,</w:t>
-      </w:r>
-      <w:r>
-        <w:t xml:space="preserve"> </w:t>
-      </w:r>
-      <w:r>
-        <w:t>Γ</w:t>
+        <w:t>ibid</w:t>
       </w:r>
       <w:r>
         <w:t>.</w:t>
       </w:r>
       <w:r>
-        <w:t xml:space="preserve">2, </w:t>
-      </w:r>
-      <w:r>
-        <w:t>1</w:t>
-      </w:r>
-      <w:r>
-        <w:t>003b</w:t>
-      </w:r>
-      <w:r>
-        <w:t>23</w:t>
-      </w:r>
-      <w:r>
-        <w:t>–</w:t>
-      </w:r>
-      <w:r>
-        <w:t>34</w:t>
-      </w:r>
-      <w:r>
-        <w:t>.</w:t>
-      </w:r>
-      <w:r>
-        <w:rPr>
-          <w:rStyle w:val="Rimandonotaapidipagina"/>
-        </w:rPr>
-        <w:footnoteReference w:id="6"/>
-      </w:r>
-    </w:p>
-    <w:p>
-      <w:pPr>
-        <w:pStyle w:val="Corpotesto"/>
-      </w:pPr>
-      <w:r>
-        <w:t>Finally, the long form of a footnote is used only once in the paper. Subsequent references to the same work leave out the publishing information:</w:t>
-      </w:r>
-    </w:p>
-    <w:p>
-      <w:pPr>
-        <w:pStyle w:val="Citazione"/>
-      </w:pPr>
-      <w:r>
-        <w:rPr>
-          <w:rFonts w:cs="Times New Roman (Body CS)"/>
-          <w:smallCaps/>
-        </w:rPr>
-        <w:t>A.N. Author</w:t>
-      </w:r>
-      <w:r>
-        <w:t xml:space="preserve">, </w:t>
-      </w:r>
-      <w:r>
-        <w:rPr>
-          <w:i/>
-        </w:rPr>
-        <w:t>Some Book</w:t>
-      </w:r>
-      <w:r>
-        <w:t>, p. 5</w:t>
-      </w:r>
-      <w:r>
-        <w:t>.</w:t>
-      </w:r>
-    </w:p>
-    <w:p>
-      <w:pPr>
-        <w:pStyle w:val="Citazione"/>
-      </w:pPr>
-      <w:r>
-        <w:rPr>
-          <w:rFonts w:cs="Times New Roman (Body CS)"/>
-          <w:smallCaps/>
-        </w:rPr>
-        <w:lastRenderedPageBreak/>
-        <w:t>A.N. Author</w:t>
-      </w:r>
-      <w:r>
-        <w:t>, “Some Journal Article,” p. 222</w:t>
-      </w:r>
-      <w:r>
-        <w:t>.</w:t>
-      </w:r>
-    </w:p>
-    <w:p>
-      <w:pPr>
-        <w:pStyle w:val="Citazione"/>
-      </w:pPr>
-      <w:r>
-        <w:rPr>
-          <w:i/>
-          <w:iCs w:val="0"/>
-        </w:rPr>
-        <w:t>S.Th.</w:t>
-      </w:r>
-      <w:r>
-        <w:t xml:space="preserve"> I-II q.23 a.1 ad 1.</w:t>
-      </w:r>
-    </w:p>
-    <w:p>
-      <w:pPr>
-        <w:pStyle w:val="Citazione"/>
-      </w:pPr>
-      <w:r>
-        <w:rPr>
-          <w:i/>
-          <w:iCs w:val="0"/>
-        </w:rPr>
-        <w:t>Metaphysics</w:t>
-      </w:r>
-      <w:r>
-        <w:t xml:space="preserve"> </w:t>
-      </w:r>
-      <w:r>
-        <w:t>Γ</w:t>
-      </w:r>
-      <w:r>
-        <w:t>.2, 1003b35</w:t>
-      </w:r>
-      <w:r>
-        <w:rPr>
-          <w:rStyle w:val="Rimandonotaapidipagina"/>
-        </w:rPr>
-        <w:footnoteReference w:id="7"/>
-      </w:r>
-    </w:p>
-    <w:p>
-      <w:pPr>
-        <w:pStyle w:val="BodyTextNoIndent"/>
-      </w:pPr>
-      <w:r>
-        <w:t>If you are citing the very same work repeatedly</w:t>
-      </w:r>
-      <w:r>
-        <w:t xml:space="preserve"> on the same page</w:t>
-      </w:r>
-      <w:r>
-        <w:t xml:space="preserve">, you may use </w:t>
-      </w:r>
-      <w:r>
-        <w:rPr>
-          <w:i/>
-          <w:iCs/>
-        </w:rPr>
-        <w:t>ibid.</w:t>
-      </w:r>
-      <w:r>
-        <w:t xml:space="preserve"> instead of repeating the previous citation:</w:t>
+        <w:t xml:space="preserve"> invece di ripetere la citazione precedente:</w:t>
       </w:r>
     </w:p>
     <w:p>
@@ -1698,7 +1958,7 @@
           <w:i/>
           <w:iCs w:val="0"/>
         </w:rPr>
-        <w:footnoteReference w:id="8"/>
+        <w:footnoteReference w:id="7"/>
       </w:r>
     </w:p>
     <w:p>
@@ -1718,75 +1978,61 @@
     </w:p>
     <w:p>
       <w:pPr>
-        <w:pStyle w:val="BodyTextNoIndent"/>
-      </w:pPr>
-      <w:r>
-        <w:t xml:space="preserve">Note that </w:t>
-      </w:r>
-      <w:r>
-        <w:t>the first citation for a given work on the same page may not</w:t>
-      </w:r>
-      <w:r>
-        <w:t xml:space="preserve"> use </w:t>
+        <w:pStyle w:val="Corpotestosenzarientro"/>
+      </w:pPr>
+      <w:r>
+        <w:t xml:space="preserve">Si noti che la prima citazione per un determinato lavoro sulla stessa pagina non può utilizzare </w:t>
       </w:r>
       <w:r>
         <w:rPr>
           <w:i/>
           <w:iCs/>
         </w:rPr>
-        <w:t>i</w:t>
+        <w:t>ibid</w:t>
+      </w:r>
+      <w:r>
+        <w:t xml:space="preserve">. Pertanto, se non si utilizza un programma che genera automaticamente </w:t>
+      </w:r>
+      <w:r>
+        <w:t>le note</w:t>
+      </w:r>
+      <w:r>
+        <w:t xml:space="preserve">, si consiglia di non utilizzare </w:t>
       </w:r>
       <w:r>
         <w:rPr>
           <w:i/>
           <w:iCs/>
         </w:rPr>
-        <w:t>bid.</w:t>
-      </w:r>
-      <w:r>
-        <w:t xml:space="preserve"> Thus, if you are not using a program that </w:t>
-      </w:r>
-      <w:r>
-        <w:t xml:space="preserve">generates the references automatically, I recommend </w:t>
-      </w:r>
-      <w:r>
-        <w:rPr>
-          <w:i/>
-          <w:iCs/>
-        </w:rPr>
-        <w:t>not</w:t>
-      </w:r>
-      <w:r>
-        <w:t xml:space="preserve"> using </w:t>
-      </w:r>
-      <w:r>
-        <w:rPr>
-          <w:i/>
-          <w:iCs/>
-        </w:rPr>
         <w:t>ibid</w:t>
       </w:r>
       <w:r>
+        <w:t>. (</w:t>
+      </w:r>
+      <w:r>
+        <w:t>A</w:t>
+      </w:r>
+      <w:r>
+        <w:t>ltrimenti si passerà molto tempo a fissare le note a piè di pagina)</w:t>
+      </w:r>
+      <w:r>
         <w:t>.</w:t>
       </w:r>
-      <w:r>
-        <w:t xml:space="preserve"> (otherwise, you will spend a long time fixing footnotes).</w:t>
-      </w:r>
     </w:p>
     <w:p>
       <w:pPr>
         <w:pStyle w:val="Titolo1"/>
       </w:pPr>
-      <w:bookmarkStart w:id="45" w:name="_Toc56486972"/>
-      <w:bookmarkStart w:id="46" w:name="_Toc56487776"/>
-      <w:bookmarkStart w:id="47" w:name="_Toc56487844"/>
-      <w:bookmarkStart w:id="48" w:name="_Toc56488074"/>
-      <w:bookmarkStart w:id="49" w:name="_Hlk56591676"/>
       <w:bookmarkStart w:id="50" w:name="_Toc56486973"/>
       <w:bookmarkStart w:id="51" w:name="_Toc56487777"/>
       <w:bookmarkStart w:id="52" w:name="_Toc56487845"/>
       <w:bookmarkStart w:id="53" w:name="_Toc56488075"/>
-      <w:bookmarkStart w:id="54" w:name="_Toc56591766"/>
+      <w:bookmarkStart w:id="54" w:name="_Hlk56591676"/>
+      <w:bookmarkStart w:id="55" w:name="_Toc56591766"/>
+      <w:bookmarkStart w:id="56" w:name="_Toc56486972"/>
+      <w:bookmarkStart w:id="57" w:name="_Toc56487776"/>
+      <w:bookmarkStart w:id="58" w:name="_Toc56487844"/>
+      <w:bookmarkStart w:id="59" w:name="_Toc56488074"/>
       <w:r>
         <w:t>Voci b</w:t>
       </w:r>
@@ -1800,27 +2046,15 @@
       <w:bookmarkEnd w:id="51"/>
       <w:bookmarkEnd w:id="52"/>
       <w:bookmarkEnd w:id="53"/>
-      <w:bookmarkEnd w:id="49"/>
       <w:bookmarkEnd w:id="54"/>
+      <w:bookmarkEnd w:id="55"/>
     </w:p>
     <w:p>
       <w:pPr>
         <w:pStyle w:val="Corpotesto"/>
       </w:pPr>
       <w:r>
-        <w:t>All works cited should be listed at the end of the paper, in alphabetical order by last name. See the style guide for details. Here, I will simpl</w:t>
-      </w:r>
-      <w:r>
-        <w:t>y</w:t>
-      </w:r>
-      <w:r>
-        <w:t xml:space="preserve"> note that the </w:t>
-      </w:r>
-      <w:r>
-        <w:t xml:space="preserve">formatting of the bibliographic </w:t>
-      </w:r>
-      <w:r>
-        <w:t>is nearly identical, save that the last name is listed first:</w:t>
+        <w:t>Tutte le opere citate devono essere elencate alla fine del documento, in ordine alfabetico per cognome. Vedi la guida di stile per i dettagli. Qui, mi limiterò a notare che la formattazione della bibliografia è quasi identica, salvo che il cognome è elencato per primo:</w:t>
       </w:r>
     </w:p>
     <w:p>
@@ -1832,7 +2066,19 @@
         <w:rPr>
           <w:smallCaps/>
         </w:rPr>
-        <w:t>Aristotle</w:t>
+        <w:t>Aristot</w:t>
+      </w:r>
+      <w:r>
+        <w:rPr>
+          <w:smallCaps/>
+        </w:rPr>
+        <w:t>e</w:t>
+      </w:r>
+      <w:r>
+        <w:rPr>
+          <w:smallCaps/>
+        </w:rPr>
+        <w:t>le</w:t>
       </w:r>
       <w:r>
         <w:t xml:space="preserve">, </w:t>
@@ -1869,7 +2115,7 @@
           <w:rFonts w:cs="Times New Roman (Body CS)"/>
           <w:smallCaps/>
         </w:rPr>
-        <w:t>Author</w:t>
+        <w:t>Autore</w:t>
       </w:r>
       <w:r>
         <w:rPr>
@@ -1883,20 +2129,44 @@
           <w:rFonts w:cs="Times New Roman (Body CS)"/>
           <w:smallCaps/>
         </w:rPr>
-        <w:t>A.N.</w:t>
+        <w:t>U</w:t>
+      </w:r>
+      <w:r>
+        <w:rPr>
+          <w:rFonts w:cs="Times New Roman (Body CS)"/>
+          <w:smallCaps/>
+        </w:rPr>
+        <w:t>.N.</w:t>
       </w:r>
       <w:r>
         <w:t xml:space="preserve">, </w:t>
       </w:r>
+      <w:bookmarkStart w:id="60" w:name="_Hlk56697299"/>
       <w:r>
         <w:rPr>
           <w:i/>
           <w:iCs w:val="0"/>
         </w:rPr>
-        <w:t>Some Book</w:t>
-      </w:r>
-      <w:r>
-        <w:t>, Publisher, City 2010</w:t>
+        <w:t>Qualche libro</w:t>
+      </w:r>
+      <w:r>
+        <w:t xml:space="preserve">, </w:t>
+      </w:r>
+      <w:r>
+        <w:t>Editore</w:t>
+      </w:r>
+      <w:r>
+        <w:t xml:space="preserve">, </w:t>
+      </w:r>
+      <w:r>
+        <w:t>Città</w:t>
+      </w:r>
+      <w:r>
+        <w:t xml:space="preserve"> </w:t>
+      </w:r>
+      <w:bookmarkEnd w:id="60"/>
+      <w:r>
+        <w:t>2010</w:t>
       </w:r>
     </w:p>
     <w:p>
@@ -1917,15 +2187,20 @@
       <w:r>
         <w:t xml:space="preserve">, </w:t>
       </w:r>
+      <w:bookmarkStart w:id="61" w:name="_Hlk56697309"/>
       <w:r>
         <w:rPr>
           <w:i/>
           <w:iCs w:val="0"/>
         </w:rPr>
-        <w:t>Some Book</w:t>
-      </w:r>
-      <w:r>
-        <w:t>, Publisher, City 2020</w:t>
+        <w:t>Qualche libro</w:t>
+      </w:r>
+      <w:bookmarkEnd w:id="61"/>
+      <w:r>
+        <w:t xml:space="preserve">, Editore, Città </w:t>
+      </w:r>
+      <w:r>
+        <w:t>2020</w:t>
       </w:r>
       <w:r>
         <w:rPr>
@@ -1939,6 +2214,7 @@
         <w:pStyle w:val="Citazione"/>
         <w:ind w:left="1134" w:hanging="567"/>
       </w:pPr>
+      <w:bookmarkStart w:id="62" w:name="_Hlk56697400"/>
       <w:r>
         <w:rPr>
           <w:rFonts w:cs="Times New Roman (Body CS)"/>
@@ -1946,14 +2222,27 @@
         </w:rPr>
         <w:t>—</w:t>
       </w:r>
-      <w:r>
-        <w:t xml:space="preserve">, “Some Journal Article,” </w:t>
+      <w:bookmarkEnd w:id="62"/>
+      <w:r>
+        <w:t xml:space="preserve">, </w:t>
+      </w:r>
+      <w:r>
+        <w:t>«</w:t>
+      </w:r>
+      <w:r>
+        <w:t>Qualche articolo di rivista</w:t>
+      </w:r>
+      <w:r>
+        <w:t>»</w:t>
+      </w:r>
+      <w:r>
+        <w:t xml:space="preserve">, </w:t>
       </w:r>
       <w:r>
         <w:rPr>
           <w:i/>
         </w:rPr>
-        <w:t>Some Journal</w:t>
+        <w:t>Qualche rivista</w:t>
       </w:r>
       <w:r>
         <w:t xml:space="preserve"> 33 (2020), 220–222.</w:t>
@@ -1968,16 +2257,38 @@
         <w:rPr>
           <w:smallCaps/>
         </w:rPr>
-        <w:t xml:space="preserve">Thomas </w:t>
-      </w:r>
-      <w:proofErr w:type="spellStart"/>
+        <w:t>Tomas</w:t>
+      </w:r>
       <w:r>
         <w:rPr>
           <w:smallCaps/>
         </w:rPr>
-        <w:t>Aquinas</w:t>
-      </w:r>
-      <w:proofErr w:type="spellEnd"/>
+        <w:t>so</w:t>
+      </w:r>
+      <w:r>
+        <w:rPr>
+          <w:smallCaps/>
+        </w:rPr>
+        <w:t xml:space="preserve"> </w:t>
+      </w:r>
+      <w:r>
+        <w:rPr>
+          <w:smallCaps/>
+        </w:rPr>
+        <w:t>d’</w:t>
+      </w:r>
+      <w:r>
+        <w:rPr>
+          <w:smallCaps/>
+        </w:rPr>
+        <w:t>Aquin</w:t>
+      </w:r>
+      <w:r>
+        <w:rPr>
+          <w:smallCaps/>
+        </w:rPr>
+        <w:t>o</w:t>
+      </w:r>
       <w:r>
         <w:t xml:space="preserve">, </w:t>
       </w:r>
@@ -1994,11 +2305,18 @@
           <w:i/>
           <w:iCs w:val="0"/>
         </w:rPr>
-        <w:t>Theologiae</w:t>
+        <w:t>t</w:t>
+      </w:r>
+      <w:r>
+        <w:rPr>
+          <w:i/>
+          <w:iCs w:val="0"/>
+        </w:rPr>
+        <w:t>heologiae</w:t>
       </w:r>
       <w:proofErr w:type="spellEnd"/>
       <w:r>
-        <w:t xml:space="preserve">, Leon. vols. 4–12, </w:t>
+        <w:t xml:space="preserve">, Leon. vol. 4–12, </w:t>
       </w:r>
       <w:proofErr w:type="spellStart"/>
       <w:r>
@@ -2017,98 +2335,83 @@
         <w:t xml:space="preserve"> S.C. de Propaganda Fide</w:t>
       </w:r>
       <w:r>
-        <w:t>, 1888–1906.</w:t>
-      </w:r>
-    </w:p>
-    <w:p>
-      <w:pPr>
-        <w:pStyle w:val="BodyTextNoIndent"/>
-      </w:pPr>
-      <w:r>
-        <w:t>Note that</w:t>
-      </w:r>
-      <w:r>
-        <w:t xml:space="preserve"> the </w:t>
+        <w:t xml:space="preserve">, </w:t>
+      </w:r>
+      <w:r>
+        <w:t xml:space="preserve">Roma </w:t>
+      </w:r>
+      <w:r>
+        <w:t>1888–1906.</w:t>
+      </w:r>
+    </w:p>
+    <w:p>
+      <w:pPr>
+        <w:pStyle w:val="Corpotestosenzarientro"/>
+      </w:pPr>
+      <w:r>
+        <w:lastRenderedPageBreak/>
+        <w:t xml:space="preserve">Si noti che il nome dell'autore è sostituito da un en </w:t>
       </w:r>
       <w:proofErr w:type="spellStart"/>
       <w:r>
-        <w:t>author’s</w:t>
+        <w:t>dash</w:t>
       </w:r>
       <w:proofErr w:type="spellEnd"/>
       <w:r>
+        <w:t xml:space="preserve"> (</w:t>
+      </w:r>
+      <w:r>
+        <w:rPr>
+          <w:rFonts w:cs="Times New Roman (Body CS)"/>
+          <w:smallCaps/>
+        </w:rPr>
+        <w:t>—</w:t>
+      </w:r>
+      <w:r>
+        <w:t>) nella sua seconda opera e in quelle successive</w:t>
+      </w:r>
+      <w:r>
+        <w:t>.</w:t>
+      </w:r>
+      <w:r>
         <w:t xml:space="preserve"> </w:t>
       </w:r>
-      <w:proofErr w:type="spellStart"/>
-      <w:r>
-        <w:t>name</w:t>
-      </w:r>
-      <w:proofErr w:type="spellEnd"/>
-      <w:r>
-        <w:t xml:space="preserve"> </w:t>
-      </w:r>
-      <w:proofErr w:type="spellStart"/>
-      <w:r>
-        <w:t>is</w:t>
-      </w:r>
-      <w:proofErr w:type="spellEnd"/>
-      <w:r>
-        <w:t xml:space="preserve"> </w:t>
-      </w:r>
-      <w:proofErr w:type="spellStart"/>
-      <w:r>
-        <w:t>replaced</w:t>
-      </w:r>
-      <w:proofErr w:type="spellEnd"/>
-      <w:r>
-        <w:t xml:space="preserve"> by an en </w:t>
-      </w:r>
-      <w:proofErr w:type="spellStart"/>
-      <w:r>
-        <w:t>dash</w:t>
-      </w:r>
-      <w:proofErr w:type="spellEnd"/>
-      <w:r>
-        <w:t xml:space="preserve"> (—)</w:t>
-      </w:r>
-      <w:r>
-        <w:t xml:space="preserve"> in </w:t>
-      </w:r>
-      <w:proofErr w:type="spellStart"/>
-      <w:r>
-        <w:t>his</w:t>
-      </w:r>
-      <w:proofErr w:type="spellEnd"/>
-      <w:r>
-        <w:t xml:space="preserve"> second and subsequent works.</w:t>
-      </w:r>
-      <w:r>
-        <w:t xml:space="preserve"> I will include these works in the bibliography I make below.</w:t>
+      <w:r>
+        <w:t>Includerò queste opere nella bibliografia che faccio qui sotto.</w:t>
       </w:r>
     </w:p>
     <w:p>
       <w:pPr>
         <w:pStyle w:val="Titolo1"/>
       </w:pPr>
-      <w:bookmarkStart w:id="55" w:name="_Toc56591767"/>
-      <w:r>
-        <w:lastRenderedPageBreak/>
+      <w:bookmarkStart w:id="63" w:name="_Toc56591767"/>
+      <w:r>
         <w:t>Controllo ortografico e grammaticale</w:t>
       </w:r>
-      <w:bookmarkEnd w:id="45"/>
-      <w:bookmarkEnd w:id="46"/>
-      <w:bookmarkEnd w:id="47"/>
-      <w:bookmarkEnd w:id="48"/>
-      <w:bookmarkEnd w:id="55"/>
+      <w:bookmarkEnd w:id="56"/>
+      <w:bookmarkEnd w:id="57"/>
+      <w:bookmarkEnd w:id="58"/>
+      <w:bookmarkEnd w:id="59"/>
+      <w:bookmarkEnd w:id="63"/>
     </w:p>
     <w:p>
       <w:pPr>
         <w:pStyle w:val="Corpotesto"/>
       </w:pPr>
       <w:r>
-        <w:t xml:space="preserve">To set the language for spell and grammar checks, </w:t>
-      </w:r>
-      <w:r>
-        <w:t>modify the “Normal” style.</w:t>
+        <w:t xml:space="preserve">Per impostare la lingua per il controllo ortografico e grammaticale, modificare lo stile </w:t>
+      </w:r>
+      <w:r>
+        <w:t>«</w:t>
+      </w:r>
+      <w:r>
+        <w:t>Normale</w:t>
+      </w:r>
+      <w:r>
+        <w:t>»</w:t>
+      </w:r>
+      <w:r>
+        <w:t>.</w:t>
       </w:r>
     </w:p>
     <w:p>
@@ -2120,7 +2423,7 @@
       <w:pPr>
         <w:pStyle w:val="BibliographyHeading"/>
       </w:pPr>
-      <w:bookmarkStart w:id="56" w:name="_Toc56591768"/>
+      <w:bookmarkStart w:id="64" w:name="_Toc56591768"/>
       <w:r>
         <w:lastRenderedPageBreak/>
         <w:t>Bibliogra</w:t>
@@ -2128,7 +2431,7 @@
       <w:r>
         <w:t>fia</w:t>
       </w:r>
-      <w:bookmarkEnd w:id="56"/>
+      <w:bookmarkEnd w:id="64"/>
     </w:p>
     <w:p>
       <w:pPr>
@@ -2138,17 +2441,19 @@
         <w:rPr>
           <w:smallCaps/>
         </w:rPr>
-        <w:t>Aristotle</w:t>
+        <w:t>Aristotele</w:t>
       </w:r>
       <w:r>
         <w:t xml:space="preserve">, </w:t>
       </w:r>
+      <w:proofErr w:type="spellStart"/>
       <w:r>
         <w:rPr>
           <w:i/>
         </w:rPr>
         <w:t>Metaphysics</w:t>
       </w:r>
+      <w:proofErr w:type="spellEnd"/>
       <w:r>
         <w:t xml:space="preserve">, </w:t>
       </w:r>
@@ -2156,8 +2461,16 @@
         <w:rPr>
           <w:smallCaps/>
         </w:rPr>
-        <w:t>W. Jaeger</w:t>
-      </w:r>
+        <w:t xml:space="preserve">W. </w:t>
+      </w:r>
+      <w:proofErr w:type="spellStart"/>
+      <w:r>
+        <w:rPr>
+          <w:smallCaps/>
+        </w:rPr>
+        <w:t>Jaeger</w:t>
+      </w:r>
+      <w:proofErr w:type="spellEnd"/>
       <w:r>
         <w:t xml:space="preserve"> (ed.), Oxford, 1957.</w:t>
       </w:r>
@@ -2174,21 +2487,42 @@
           <w:rFonts w:cs="Times New Roman (Body CS)"/>
           <w:smallCaps/>
         </w:rPr>
-        <w:t>Author</w:t>
+        <w:t>Autore, U</w:t>
       </w:r>
       <w:r>
         <w:rPr>
           <w:rFonts w:cs="Times New Roman (Body CS)"/>
           <w:smallCaps/>
         </w:rPr>
+        <w:t>.N.</w:t>
+      </w:r>
+      <w:r>
         <w:t xml:space="preserve">, </w:t>
       </w:r>
+      <w:r>
+        <w:rPr>
+          <w:i/>
+          <w:iCs/>
+        </w:rPr>
+        <w:t>Qualche libro</w:t>
+      </w:r>
+      <w:r>
+        <w:t>, Editore, Città 2010</w:t>
+      </w:r>
+    </w:p>
+    <w:p>
+      <w:pPr>
+        <w:pStyle w:val="Bibliografia"/>
+        <w:rPr>
+          <w:vertAlign w:val="superscript"/>
+        </w:rPr>
+      </w:pPr>
       <w:r>
         <w:rPr>
           <w:rFonts w:cs="Times New Roman (Body CS)"/>
           <w:smallCaps/>
         </w:rPr>
-        <w:t>A.N.</w:t>
+        <w:t>—</w:t>
       </w:r>
       <w:r>
         <w:t xml:space="preserve">, </w:t>
@@ -2196,19 +2530,23 @@
       <w:r>
         <w:rPr>
           <w:i/>
-        </w:rPr>
-        <w:t>Some Book</w:t>
-      </w:r>
-      <w:r>
-        <w:t>, Publisher, City 2010</w:t>
+          <w:iCs/>
+        </w:rPr>
+        <w:t>Qualche libro</w:t>
+      </w:r>
+      <w:r>
+        <w:t>, Editore, Città 2020</w:t>
+      </w:r>
+      <w:r>
+        <w:rPr>
+          <w:vertAlign w:val="superscript"/>
+        </w:rPr>
+        <w:t>2</w:t>
       </w:r>
     </w:p>
     <w:p>
       <w:pPr>
         <w:pStyle w:val="Bibliografia"/>
-        <w:rPr>
-          <w:vertAlign w:val="superscript"/>
-        </w:rPr>
       </w:pPr>
       <w:r>
         <w:rPr>
@@ -2218,22 +2556,22 @@
         <w:t>—</w:t>
       </w:r>
       <w:r>
-        <w:t xml:space="preserve">, </w:t>
+        <w:t>, «</w:t>
+      </w:r>
+      <w:r>
+        <w:t>Qualche articolo di rivista</w:t>
+      </w:r>
+      <w:r>
+        <w:t xml:space="preserve">», </w:t>
       </w:r>
       <w:r>
         <w:rPr>
           <w:i/>
         </w:rPr>
-        <w:t>Some Book</w:t>
-      </w:r>
-      <w:r>
-        <w:t>, Publisher, City 2020</w:t>
-      </w:r>
-      <w:r>
-        <w:rPr>
-          <w:vertAlign w:val="superscript"/>
-        </w:rPr>
-        <w:t>2</w:t>
+        <w:t>Qualche rivista</w:t>
+      </w:r>
+      <w:r>
+        <w:t xml:space="preserve"> 33 (2020), 220–222.</w:t>
       </w:r>
     </w:p>
     <w:p>
@@ -2245,76 +2583,39 @@
           <w:rFonts w:cs="Times New Roman (Body CS)"/>
           <w:smallCaps/>
         </w:rPr>
-        <w:t>—</w:t>
-      </w:r>
-      <w:r>
-        <w:t xml:space="preserve">, “Some Journal Article,” </w:t>
-      </w:r>
-      <w:r>
-        <w:rPr>
-          <w:i/>
-        </w:rPr>
-        <w:t>Some Journal</w:t>
-      </w:r>
-      <w:r>
-        <w:t xml:space="preserve"> 33 (2020), 220–222.</w:t>
-      </w:r>
-    </w:p>
-    <w:p>
-      <w:pPr>
-        <w:pStyle w:val="Bibliografia"/>
-      </w:pPr>
-      <w:r>
-        <w:rPr>
+        <w:t>Marocco</w:t>
+      </w:r>
+      <w:r>
+        <w:rPr>
+          <w:rFonts w:cs="Times New Roman (Body CS)"/>
           <w:smallCaps/>
         </w:rPr>
-        <w:t xml:space="preserve">Thomas </w:t>
-      </w:r>
-      <w:proofErr w:type="spellStart"/>
-      <w:r>
-        <w:rPr>
-          <w:smallCaps/>
-        </w:rPr>
-        <w:t>Aquinas</w:t>
-      </w:r>
-      <w:proofErr w:type="spellEnd"/>
-      <w:r>
-        <w:t xml:space="preserve">, </w:t>
+        <w:t>, A.</w:t>
+      </w:r>
+      <w:r>
+        <w:t xml:space="preserve"> (ed.), </w:t>
       </w:r>
       <w:r>
         <w:rPr>
           <w:i/>
           <w:iCs/>
         </w:rPr>
-        <w:t xml:space="preserve">Summa </w:t>
-      </w:r>
-      <w:proofErr w:type="spellStart"/>
-      <w:r>
-        <w:rPr>
-          <w:i/>
-          <w:iCs/>
-        </w:rPr>
-        <w:t>Theologiae</w:t>
-      </w:r>
-      <w:proofErr w:type="spellEnd"/>
-      <w:r>
-        <w:t xml:space="preserve">, Leon. vols. 4–12, </w:t>
-      </w:r>
-      <w:proofErr w:type="spellStart"/>
-      <w:r>
-        <w:t>Typographia</w:t>
-      </w:r>
-      <w:proofErr w:type="spellEnd"/>
-      <w:r>
-        <w:t xml:space="preserve"> </w:t>
-      </w:r>
-      <w:proofErr w:type="spellStart"/>
-      <w:r>
-        <w:t>Polyglotta</w:t>
-      </w:r>
-      <w:proofErr w:type="spellEnd"/>
-      <w:r>
-        <w:t xml:space="preserve"> S.C. de Propaganda Fide, 1888–1906.</w:t>
+        <w:t>Metodologia del lavoro scientifico</w:t>
+      </w:r>
+      <w:r>
+        <w:t xml:space="preserve">, </w:t>
+      </w:r>
+      <w:r>
+        <w:t>Ateneo Pontificio Regina Apostolorum</w:t>
+      </w:r>
+      <w:r>
+        <w:t>, Rom</w:t>
+      </w:r>
+      <w:r>
+        <w:t>a</w:t>
+      </w:r>
+      <w:r>
+        <w:t xml:space="preserve"> 2004.</w:t>
       </w:r>
     </w:p>
     <w:p>
@@ -2327,6 +2628,91 @@
           <w:docGrid w:linePitch="360"/>
         </w:sectPr>
       </w:pPr>
+      <w:r>
+        <w:rPr>
+          <w:smallCaps/>
+        </w:rPr>
+        <w:t>Tomas</w:t>
+      </w:r>
+      <w:r>
+        <w:rPr>
+          <w:smallCaps/>
+        </w:rPr>
+        <w:t>so</w:t>
+      </w:r>
+      <w:r>
+        <w:rPr>
+          <w:smallCaps/>
+        </w:rPr>
+        <w:t xml:space="preserve"> </w:t>
+      </w:r>
+      <w:r>
+        <w:rPr>
+          <w:smallCaps/>
+        </w:rPr>
+        <w:t>d’</w:t>
+      </w:r>
+      <w:r>
+        <w:rPr>
+          <w:smallCaps/>
+        </w:rPr>
+        <w:t>Aquin</w:t>
+      </w:r>
+      <w:r>
+        <w:rPr>
+          <w:smallCaps/>
+        </w:rPr>
+        <w:t>o</w:t>
+      </w:r>
+      <w:r>
+        <w:t xml:space="preserve">, </w:t>
+      </w:r>
+      <w:r>
+        <w:rPr>
+          <w:i/>
+        </w:rPr>
+        <w:t xml:space="preserve">Summa </w:t>
+      </w:r>
+      <w:proofErr w:type="spellStart"/>
+      <w:r>
+        <w:rPr>
+          <w:i/>
+          <w:iCs/>
+        </w:rPr>
+        <w:t>t</w:t>
+      </w:r>
+      <w:r>
+        <w:rPr>
+          <w:i/>
+        </w:rPr>
+        <w:t>heologiae</w:t>
+      </w:r>
+      <w:proofErr w:type="spellEnd"/>
+      <w:r>
+        <w:t xml:space="preserve">, Leon. vol. 4–12, </w:t>
+      </w:r>
+      <w:proofErr w:type="spellStart"/>
+      <w:r>
+        <w:t>Typographia</w:t>
+      </w:r>
+      <w:proofErr w:type="spellEnd"/>
+      <w:r>
+        <w:t xml:space="preserve"> </w:t>
+      </w:r>
+      <w:proofErr w:type="spellStart"/>
+      <w:r>
+        <w:t>Polyglotta</w:t>
+      </w:r>
+      <w:proofErr w:type="spellEnd"/>
+      <w:r>
+        <w:t xml:space="preserve"> S.C. de Propaganda Fide, </w:t>
+      </w:r>
+      <w:r>
+        <w:t xml:space="preserve">Roma </w:t>
+      </w:r>
+      <w:r>
+        <w:t>1888–1906.</w:t>
+      </w:r>
     </w:p>
     <w:sdt>
       <w:sdtPr>
@@ -3533,12 +3919,15 @@
       <w:r>
         <w:t> </w:t>
       </w:r>
-      <w:r>
-        <w:t xml:space="preserve">For a complete overview, </w:t>
-      </w:r>
       <w:bookmarkStart w:id="8" w:name="_Hlk56506183"/>
       <w:r>
-        <w:t>see</w:t>
+        <w:t xml:space="preserve"> </w:t>
+      </w:r>
+      <w:r>
+        <w:t xml:space="preserve">Per una panoramica completa, </w:t>
+      </w:r>
+      <w:r>
+        <w:t>cf.</w:t>
       </w:r>
       <w:r>
         <w:t xml:space="preserve"> </w:t>
@@ -3571,7 +3960,13 @@
         <w:t>Ateneo Pontificio Regina Apostolorum</w:t>
       </w:r>
       <w:r>
-        <w:t>, Rome 2004.</w:t>
+        <w:t>, Rom</w:t>
+      </w:r>
+      <w:r>
+        <w:t>a</w:t>
+      </w:r>
+      <w:r>
+        <w:t xml:space="preserve"> 2004.</w:t>
       </w:r>
     </w:p>
   </w:footnote>
@@ -3590,7 +3985,10 @@
         <w:t> </w:t>
       </w:r>
       <w:r>
-        <w:t>Of course, a real block quote should always be attributed to its source. Here, of course, it is merely a demonstration.</w:t>
+        <w:t xml:space="preserve"> </w:t>
+      </w:r>
+      <w:r>
+        <w:t>Naturalmente, una vera e propria citazione in blocco va sempre attribuita alla sua fonte. Qui, naturalmente, è solo una dimostrazione.</w:t>
       </w:r>
     </w:p>
   </w:footnote>
@@ -3608,8 +4006,13 @@
       <w:r>
         <w:t xml:space="preserve"> </w:t>
       </w:r>
-      <w:r>
-        <w:t>See</w:t>
+      <w:proofErr w:type="spellStart"/>
+      <w:r>
+        <w:t>Cf</w:t>
+      </w:r>
+      <w:proofErr w:type="spellEnd"/>
+      <w:r>
+        <w:t>.</w:t>
       </w:r>
       <w:r>
         <w:t xml:space="preserve"> </w:t>
@@ -3632,7 +4035,7 @@
         <w:t>Metodologia del lavoro scientifico</w:t>
       </w:r>
       <w:r>
-        <w:t>, pp. 37–</w:t>
+        <w:t>, 37–</w:t>
       </w:r>
       <w:r>
         <w:t>52.</w:t>
@@ -3651,7 +4054,13 @@
         <w:footnoteRef/>
       </w:r>
       <w:r>
-        <w:t xml:space="preserve"> Just a note to give an example.</w:t>
+        <w:t xml:space="preserve"> </w:t>
+      </w:r>
+      <w:r>
+        <w:t>Si noti che in questo caso particolare, la casa editrice (Oxford) ha lo stesso nome della città in cui si trova; non è quindi necessario ripetere il nome della città</w:t>
+      </w:r>
+      <w:r>
+        <w:t xml:space="preserve">. </w:t>
       </w:r>
     </w:p>
   </w:footnote>
@@ -3670,7 +4079,7 @@
         <w:t xml:space="preserve"> </w:t>
       </w:r>
       <w:r>
-        <w:t xml:space="preserve">Note that in this particular case, the publishing house (Oxford) happens to have the same name as the city in which it is located; thus, there is no need to repeat the name of the city. </w:t>
+        <w:t>Non c'è bisogno di ribadire che si tratta di Aristotele, a meno che non vi capiti di confrontare l'opera di Aristotele con un'altra con lo stesso titolo.</w:t>
       </w:r>
     </w:p>
   </w:footnote>
@@ -3686,36 +4095,23 @@
         <w:footnoteRef/>
       </w:r>
       <w:r>
-        <w:t xml:space="preserve"> No need to re-state that it is Aristotle, unless you </w:t>
-      </w:r>
-      <w:r>
-        <w:t>happen to be comparing Aristotle’s work with another by the very same name.</w:t>
-      </w:r>
-    </w:p>
-  </w:footnote>
-  <w:footnote w:id="8">
-    <w:p>
-      <w:pPr>
-        <w:pStyle w:val="Testonotaapidipagina"/>
-      </w:pPr>
-      <w:r>
-        <w:rPr>
-          <w:rStyle w:val="Rimandonotaapidipagina"/>
-        </w:rPr>
-        <w:footnoteRef/>
-      </w:r>
-      <w:r>
-        <w:t xml:space="preserve"> If it is the same work </w:t>
+        <w:t xml:space="preserve"> </w:t>
+      </w:r>
+      <w:r>
+        <w:t>Se si tratta dello stesso lavoro e</w:t>
+      </w:r>
+      <w:r>
+        <w:t xml:space="preserve"> </w:t>
       </w:r>
       <w:r>
         <w:rPr>
           <w:i/>
           <w:iCs/>
         </w:rPr>
-        <w:t>and</w:t>
-      </w:r>
-      <w:r>
-        <w:t xml:space="preserve"> the same page reference.</w:t>
+        <w:t>anche</w:t>
+      </w:r>
+      <w:r>
+        <w:t xml:space="preserve"> della stessa pagina di riferimento.</w:t>
       </w:r>
     </w:p>
   </w:footnote>
@@ -3727,7 +4123,7 @@
   <w:abstractNum w:abstractNumId="0" w15:restartNumberingAfterBreak="0">
     <w:nsid w:val="FFFFFF7C"/>
     <w:multiLevelType w:val="singleLevel"/>
-    <w:tmpl w:val="B56A482E"/>
+    <w:tmpl w:val="A5AC2C9C"/>
     <w:lvl w:ilvl="0">
       <w:start w:val="1"/>
       <w:numFmt w:val="decimal"/>
@@ -3744,7 +4140,7 @@
   <w:abstractNum w:abstractNumId="1" w15:restartNumberingAfterBreak="0">
     <w:nsid w:val="FFFFFF7D"/>
     <w:multiLevelType w:val="singleLevel"/>
-    <w:tmpl w:val="682CE39E"/>
+    <w:tmpl w:val="C1AC5926"/>
     <w:lvl w:ilvl="0">
       <w:start w:val="1"/>
       <w:numFmt w:val="decimal"/>
@@ -3761,7 +4157,7 @@
   <w:abstractNum w:abstractNumId="2" w15:restartNumberingAfterBreak="0">
     <w:nsid w:val="FFFFFF7E"/>
     <w:multiLevelType w:val="singleLevel"/>
-    <w:tmpl w:val="A9D4B0B8"/>
+    <w:tmpl w:val="8C284AB8"/>
     <w:lvl w:ilvl="0">
       <w:start w:val="1"/>
       <w:numFmt w:val="decimal"/>
@@ -3778,7 +4174,7 @@
   <w:abstractNum w:abstractNumId="3" w15:restartNumberingAfterBreak="0">
     <w:nsid w:val="FFFFFF7F"/>
     <w:multiLevelType w:val="singleLevel"/>
-    <w:tmpl w:val="38F6C2DE"/>
+    <w:tmpl w:val="D5E08822"/>
     <w:lvl w:ilvl="0">
       <w:start w:val="1"/>
       <w:numFmt w:val="decimal"/>
@@ -3795,7 +4191,7 @@
   <w:abstractNum w:abstractNumId="4" w15:restartNumberingAfterBreak="0">
     <w:nsid w:val="FFFFFF80"/>
     <w:multiLevelType w:val="singleLevel"/>
-    <w:tmpl w:val="392CD44E"/>
+    <w:tmpl w:val="BB50A5D8"/>
     <w:lvl w:ilvl="0">
       <w:start w:val="1"/>
       <w:numFmt w:val="bullet"/>
@@ -3815,7 +4211,7 @@
   <w:abstractNum w:abstractNumId="5" w15:restartNumberingAfterBreak="0">
     <w:nsid w:val="FFFFFF81"/>
     <w:multiLevelType w:val="singleLevel"/>
-    <w:tmpl w:val="4D029E34"/>
+    <w:tmpl w:val="BE1A9004"/>
     <w:lvl w:ilvl="0">
       <w:start w:val="1"/>
       <w:numFmt w:val="bullet"/>
@@ -3835,7 +4231,7 @@
   <w:abstractNum w:abstractNumId="6" w15:restartNumberingAfterBreak="0">
     <w:nsid w:val="FFFFFF82"/>
     <w:multiLevelType w:val="singleLevel"/>
-    <w:tmpl w:val="B9F6C482"/>
+    <w:tmpl w:val="7BA882AE"/>
     <w:lvl w:ilvl="0">
       <w:start w:val="1"/>
       <w:numFmt w:val="bullet"/>
@@ -3855,7 +4251,7 @@
   <w:abstractNum w:abstractNumId="7" w15:restartNumberingAfterBreak="0">
     <w:nsid w:val="FFFFFF83"/>
     <w:multiLevelType w:val="singleLevel"/>
-    <w:tmpl w:val="622828F0"/>
+    <w:tmpl w:val="F2543742"/>
     <w:lvl w:ilvl="0">
       <w:start w:val="1"/>
       <w:numFmt w:val="bullet"/>
@@ -3875,7 +4271,7 @@
   <w:abstractNum w:abstractNumId="8" w15:restartNumberingAfterBreak="0">
     <w:nsid w:val="FFFFFF88"/>
     <w:multiLevelType w:val="singleLevel"/>
-    <w:tmpl w:val="707264AA"/>
+    <w:tmpl w:val="E5C2F35E"/>
     <w:lvl w:ilvl="0">
       <w:start w:val="1"/>
       <w:numFmt w:val="decimal"/>
@@ -3892,7 +4288,7 @@
   <w:abstractNum w:abstractNumId="9" w15:restartNumberingAfterBreak="0">
     <w:nsid w:val="FFFFFF89"/>
     <w:multiLevelType w:val="singleLevel"/>
-    <w:tmpl w:val="C8B67C22"/>
+    <w:tmpl w:val="712C3F02"/>
     <w:lvl w:ilvl="0">
       <w:start w:val="1"/>
       <w:numFmt w:val="bullet"/>
@@ -5493,7 +5889,7 @@
   <w:style w:type="paragraph" w:styleId="Citazione">
     <w:name w:val="Quote"/>
     <w:basedOn w:val="Corpotesto"/>
-    <w:next w:val="BodyTextNoIndent"/>
+    <w:next w:val="Corpotestosenzarientro"/>
     <w:link w:val="CitazioneCarattere"/>
     <w:uiPriority w:val="29"/>
     <w:qFormat/>
@@ -5518,8 +5914,8 @@
       <w:iCs/>
     </w:rPr>
   </w:style>
-  <w:style w:type="paragraph" w:customStyle="1" w:styleId="BodyTextNoIndent">
-    <w:name w:val="Body Text No Indent"/>
+  <w:style w:type="paragraph" w:customStyle="1" w:styleId="Corpotestosenzarientro">
+    <w:name w:val="Corpo testo senza rientro"/>
     <w:basedOn w:val="Corpotesto"/>
     <w:next w:val="Corpotesto"/>
     <w:qFormat/>
@@ -5531,7 +5927,7 @@
   <w:style w:type="paragraph" w:styleId="Citazioneintensa">
     <w:name w:val="Intense Quote"/>
     <w:basedOn w:val="Citazione"/>
-    <w:next w:val="BodyTextNoIndent"/>
+    <w:next w:val="Corpotestosenzarientro"/>
     <w:link w:val="CitazioneintensaCarattere"/>
     <w:uiPriority w:val="30"/>
     <w:qFormat/>
@@ -6011,7 +6407,7 @@
   </w:style>
   <w:style w:type="paragraph" w:styleId="Bibliografia">
     <w:name w:val="Bibliography"/>
-    <w:basedOn w:val="BodyTextNoIndent"/>
+    <w:basedOn w:val="Corpotestosenzarientro"/>
     <w:next w:val="Normale"/>
     <w:uiPriority w:val="37"/>
     <w:unhideWhenUsed/>
